--- a/QTQLĐT&HTQT03/QTQLĐT&HTQT03BK05.docx
+++ b/QTQLĐT&HTQT03/QTQLĐT&HTQT03BK05.docx
@@ -1,8 +1,3683 @@
 
 <file path=word/document.xml><?xml version="1.0" encoding="utf-8"?>
-<w:document xmlns:wpc="http://schemas.microsoft.com/office/word/2010/wordprocessingCanvas" xmlns:cx="http://schemas.microsoft.com/office/drawing/2014/chartex" xmlns:cx1="http://schemas.microsoft.com/office/drawing/2015/9/8/chartex" xmlns:cx2="http://schemas.microsoft.com/office/drawing/2015/10/21/chartex" xmlns:cx3="http://schemas.microsoft.com/office/drawing/2016/5/9/chartex" xmlns:cx4="http://schemas.microsoft.com/office/drawing/2016/5/10/chartex" xmlns:cx5="http://schemas.microsoft.com/office/drawing/2016/5/11/chartex" xmlns:cx6="http://schemas.microsoft.com/office/drawing/2016/5/12/chartex" xmlns:cx7="http://schemas.microsoft.com/office/drawing/2016/5/13/chartex" xmlns:cx8="http://schemas.microsoft.com/office/drawing/2016/5/14/chartex" xmlns:mc="http://schemas.openxmlformats.org/markup-compatibility/2006" xmlns:aink="http://schemas.microsoft.com/office/drawing/2016/ink" xmlns:am3d="http://schemas.microsoft.com/office/drawing/2017/model3d" xmlns:o="urn:schemas-microsoft-com:office:office" xmlns:oel="http://schemas.microsoft.com/office/2019/extlst" xmlns:r="http://schemas.openxmlformats.org/officeDocument/2006/relationships" xmlns:m="http://schemas.openxmlformats.org/officeDocument/2006/math" xmlns:v="urn:schemas-microsoft-com:vml" xmlns:wp14="http://schemas.microsoft.com/office/word/2010/wordprocessingDrawing" xmlns:wp="http://schemas.openxmlformats.org/drawingml/2006/wordprocessingDrawing" xmlns:w10="urn:schemas-microsoft-com:office:word" xmlns:w="http://schemas.openxmlformats.org/wordprocessingml/2006/main" xmlns:w14="http://schemas.microsoft.com/office/word/2010/wordml" xmlns:w15="http://schemas.microsoft.com/office/word/2012/wordml" xmlns:w16cex="http://schemas.microsoft.com/office/word/2018/wordml/cex" xmlns:w16cid="http://schemas.microsoft.com/office/word/2016/wordml/cid" xmlns:w16="http://schemas.microsoft.com/office/word/2018/wordml" xmlns:w16sdtdh="http://schemas.microsoft.com/office/word/2020/wordml/sdtdatahash" xmlns:w16se="http://schemas.microsoft.com/office/word/2015/wordml/symex" xmlns:wpg="http://schemas.microsoft.com/office/word/2010/wordprocessingGroup" xmlns:wpi="http://schemas.microsoft.com/office/word/2010/wordprocessingInk" xmlns:wne="http://schemas.microsoft.com/office/word/2006/wordml" xmlns:wps="http://schemas.microsoft.com/office/word/2010/wordprocessingShape" mc:Ignorable="w14 w15 w16se w16cid w16 w16cex w16sdtdh wp14">
+<w:document xmlns:wpc="http://schemas.microsoft.com/office/word/2010/wordprocessingCanvas" xmlns:cx="http://schemas.microsoft.com/office/drawing/2014/chartex" xmlns:cx1="http://schemas.microsoft.com/office/drawing/2015/9/8/chartex" xmlns:cx2="http://schemas.microsoft.com/office/drawing/2015/10/21/chartex" xmlns:cx3="http://schemas.microsoft.com/office/drawing/2016/5/9/chartex" xmlns:cx4="http://schemas.microsoft.com/office/drawing/2016/5/10/chartex" xmlns:cx5="http://schemas.microsoft.com/office/drawing/2016/5/11/chartex" xmlns:cx6="http://schemas.microsoft.com/office/drawing/2016/5/12/chartex" xmlns:cx7="http://schemas.microsoft.com/office/drawing/2016/5/13/chartex" xmlns:cx8="http://schemas.microsoft.com/office/drawing/2016/5/14/chartex" xmlns:mc="http://schemas.openxmlformats.org/markup-compatibility/2006" xmlns:aink="http://schemas.microsoft.com/office/drawing/2016/ink" xmlns:am3d="http://schemas.microsoft.com/office/drawing/2017/model3d" xmlns:o="urn:schemas-microsoft-com:office:office" xmlns:oel="http://schemas.microsoft.com/office/2019/extlst" xmlns:r="http://schemas.openxmlformats.org/officeDocument/2006/relationships" xmlns:m="http://schemas.openxmlformats.org/officeDocument/2006/math" xmlns:v="urn:schemas-microsoft-com:vml" xmlns:wp14="http://schemas.microsoft.com/office/word/2010/wordprocessingDrawing" xmlns:wp="http://schemas.openxmlformats.org/drawingml/2006/wordprocessingDrawing" xmlns:w10="urn:schemas-microsoft-com:office:word" xmlns:w="http://schemas.openxmlformats.org/wordprocessingml/2006/main" xmlns:w14="http://schemas.microsoft.com/office/word/2010/wordml" xmlns:w15="http://schemas.microsoft.com/office/word/2012/wordml" xmlns:w16cex="http://schemas.microsoft.com/office/word/2018/wordml/cex" xmlns:w16cid="http://schemas.microsoft.com/office/word/2016/wordml/cid" xmlns:w16="http://schemas.microsoft.com/office/word/2018/wordml" xmlns:w16du="http://schemas.microsoft.com/office/word/2023/wordml/word16du" xmlns:w16sdtdh="http://schemas.microsoft.com/office/word/2020/wordml/sdtdatahash" xmlns:w16sdtfl="http://schemas.microsoft.com/office/word/2024/wordml/sdtformatlock" xmlns:w16se="http://schemas.microsoft.com/office/word/2015/wordml/symex" xmlns:wpg="http://schemas.microsoft.com/office/word/2010/wordprocessingGroup" xmlns:wpi="http://schemas.microsoft.com/office/word/2010/wordprocessingInk" xmlns:wne="http://schemas.microsoft.com/office/word/2006/wordml" xmlns:wps="http://schemas.microsoft.com/office/word/2010/wordprocessingShape" mc:Ignorable="w14 w15 w16se w16cid w16 w16cex w16sdtdh w16sdtfl w16du wp14">
   <w:body>
-    <w:p/>
+    <w:p>
+      <w:pPr>
+        <w:shd w:val="clear" w:color="auto" w:fill="FFFFFF" w:themeFill="background1"/>
+        <w:jc w:val="center"/>
+        <w:rPr>
+          <w:color w:val="000000" w:themeColor="text1"/>
+        </w:rPr>
+      </w:pPr>
+      <w:r>
+        <w:rPr>
+          <w:b/>
+          <w:color w:val="000000" w:themeColor="text1"/>
+          <w:sz w:val="26"/>
+          <w:szCs w:val="26"/>
+        </w:rPr>
+        <w:t>BẢNG KIỂM HỒ SƠ</w:t>
+      </w:r>
+    </w:p>
+    <w:p>
+      <w:pPr>
+        <w:keepNext/>
+        <w:keepLines/>
+        <w:shd w:val="clear" w:color="auto" w:fill="FFFFFF" w:themeFill="background1"/>
+        <w:spacing w:line="300" w:lineRule="auto"/>
+        <w:ind w:right="-45" w:firstLine="567"/>
+        <w:jc w:val="center"/>
+        <w:rPr>
+          <w:b/>
+          <w:color w:val="000000" w:themeColor="text1"/>
+          <w:spacing w:val="-6"/>
+          <w:sz w:val="26"/>
+          <w:szCs w:val="26"/>
+          <w:lang w:val="vi-VN"/>
+        </w:rPr>
+      </w:pPr>
+      <w:r>
+        <w:rPr>
+          <w:b/>
+          <w:color w:val="000000" w:themeColor="text1"/>
+          <w:spacing w:val="-6"/>
+          <w:sz w:val="26"/>
+          <w:szCs w:val="26"/>
+        </w:rPr>
+        <w:t>K</w:t>
+      </w:r>
+      <w:r>
+        <w:rPr>
+          <w:b/>
+          <w:color w:val="000000" w:themeColor="text1"/>
+          <w:spacing w:val="-6"/>
+          <w:sz w:val="26"/>
+          <w:szCs w:val="26"/>
+          <w:lang w:val="vi-VN"/>
+        </w:rPr>
+        <w:t>hóa đào tạo cấp chứng nhận CME (dưới 3 tháng) cấp chứng nhận cập nhật kiến thức y khoa liên tục (theo Nghị định 96/2023/NĐ-CP)</w:t>
+      </w:r>
+    </w:p>
+    <w:p>
+      <w:pPr>
+        <w:shd w:val="clear" w:color="auto" w:fill="FFFFFF" w:themeFill="background1"/>
+        <w:jc w:val="center"/>
+        <w:rPr>
+          <w:b/>
+          <w:color w:val="000000" w:themeColor="text1"/>
+          <w:sz w:val="26"/>
+          <w:szCs w:val="26"/>
+          <w:lang w:val="vi-VN"/>
+        </w:rPr>
+      </w:pPr>
+    </w:p>
+    <w:tbl>
+      <w:tblPr>
+        <w:tblW w:w="10643" w:type="dxa"/>
+        <w:tblInd w:w="-612" w:type="dxa"/>
+        <w:tblBorders>
+          <w:top w:val="single" w:sz="4" w:space="0" w:color="auto"/>
+          <w:left w:val="single" w:sz="4" w:space="0" w:color="auto"/>
+          <w:bottom w:val="single" w:sz="4" w:space="0" w:color="auto"/>
+          <w:right w:val="single" w:sz="4" w:space="0" w:color="auto"/>
+          <w:insideH w:val="single" w:sz="4" w:space="0" w:color="auto"/>
+          <w:insideV w:val="single" w:sz="4" w:space="0" w:color="auto"/>
+        </w:tblBorders>
+        <w:tblLook w:val="04A0" w:firstRow="1" w:lastRow="0" w:firstColumn="1" w:lastColumn="0" w:noHBand="0" w:noVBand="1"/>
+      </w:tblPr>
+      <w:tblGrid>
+        <w:gridCol w:w="670"/>
+        <w:gridCol w:w="2210"/>
+        <w:gridCol w:w="3013"/>
+        <w:gridCol w:w="2168"/>
+        <w:gridCol w:w="2582"/>
+      </w:tblGrid>
+      <w:tr>
+        <w:trPr>
+          <w:trHeight w:val="444"/>
+        </w:trPr>
+        <w:tc>
+          <w:tcPr>
+            <w:tcW w:w="670" w:type="dxa"/>
+            <w:vAlign w:val="center"/>
+          </w:tcPr>
+          <w:p>
+            <w:pPr>
+              <w:shd w:val="clear" w:color="auto" w:fill="FFFFFF" w:themeFill="background1"/>
+              <w:spacing w:line="276" w:lineRule="auto"/>
+              <w:jc w:val="center"/>
+              <w:rPr>
+                <w:b/>
+                <w:color w:val="000000" w:themeColor="text1"/>
+              </w:rPr>
+            </w:pPr>
+            <w:r>
+              <w:rPr>
+                <w:b/>
+                <w:color w:val="000000" w:themeColor="text1"/>
+              </w:rPr>
+              <w:t>STT</w:t>
+            </w:r>
+          </w:p>
+        </w:tc>
+        <w:tc>
+          <w:tcPr>
+            <w:tcW w:w="4954" w:type="dxa"/>
+            <w:vAlign w:val="center"/>
+          </w:tcPr>
+          <w:p>
+            <w:pPr>
+              <w:shd w:val="clear" w:color="auto" w:fill="FFFFFF" w:themeFill="background1"/>
+              <w:spacing w:line="276" w:lineRule="auto"/>
+              <w:jc w:val="center"/>
+              <w:rPr>
+                <w:b/>
+                <w:color w:val="000000" w:themeColor="text1"/>
+              </w:rPr>
+            </w:pPr>
+            <w:r>
+              <w:rPr>
+                <w:b/>
+                <w:color w:val="000000" w:themeColor="text1"/>
+              </w:rPr>
+              <w:t>Tên hồ sơ</w:t>
+            </w:r>
+          </w:p>
+        </w:tc>
+        <w:tc>
+          <w:tcPr>
+            <w:tcW w:w="3176" w:type="dxa"/>
+            <w:vAlign w:val="center"/>
+          </w:tcPr>
+          <w:p>
+            <w:pPr>
+              <w:shd w:val="clear" w:color="auto" w:fill="FFFFFF" w:themeFill="background1"/>
+              <w:spacing w:line="276" w:lineRule="auto"/>
+              <w:jc w:val="center"/>
+              <w:rPr>
+                <w:b/>
+                <w:color w:val="000000" w:themeColor="text1"/>
+              </w:rPr>
+            </w:pPr>
+            <w:r>
+              <w:rPr>
+                <w:b/>
+                <w:color w:val="000000" w:themeColor="text1"/>
+              </w:rPr>
+              <w:t>Mã hiệu</w:t>
+            </w:r>
+          </w:p>
+        </w:tc>
+        <w:tc>
+          <w:tcPr>
+            <w:tcW w:w="851" w:type="dxa"/>
+            <w:vAlign w:val="center"/>
+          </w:tcPr>
+          <w:p>
+            <w:pPr>
+              <w:shd w:val="clear" w:color="auto" w:fill="FFFFFF" w:themeFill="background1"/>
+              <w:spacing w:line="276" w:lineRule="auto"/>
+              <w:jc w:val="center"/>
+              <w:rPr>
+                <w:b/>
+                <w:color w:val="000000" w:themeColor="text1"/>
+              </w:rPr>
+            </w:pPr>
+            <w:r>
+              <w:rPr>
+                <w:b/>
+                <w:color w:val="000000" w:themeColor="text1"/>
+              </w:rPr>
+              <w:t>Có</w:t>
+            </w:r>
+          </w:p>
+        </w:tc>
+        <w:tc>
+          <w:tcPr>
+            <w:tcW w:w="992" w:type="dxa"/>
+            <w:vAlign w:val="center"/>
+          </w:tcPr>
+          <w:p>
+            <w:pPr>
+              <w:shd w:val="clear" w:color="auto" w:fill="FFFFFF" w:themeFill="background1"/>
+              <w:spacing w:line="276" w:lineRule="auto"/>
+              <w:jc w:val="center"/>
+              <w:rPr>
+                <w:b/>
+                <w:color w:val="000000" w:themeColor="text1"/>
+              </w:rPr>
+            </w:pPr>
+            <w:r>
+              <w:rPr>
+                <w:b/>
+                <w:color w:val="000000" w:themeColor="text1"/>
+              </w:rPr>
+              <w:t>Không</w:t>
+            </w:r>
+          </w:p>
+        </w:tc>
+      </w:tr>
+      <w:tr>
+        <w:tc>
+          <w:tcPr>
+            <w:tcW w:w="670" w:type="dxa"/>
+            <w:vAlign w:val="center"/>
+          </w:tcPr>
+          <w:p>
+            <w:pPr>
+              <w:numPr>
+                <w:ilvl w:val="0"/>
+                <w:numId w:val="1"/>
+              </w:numPr>
+              <w:shd w:val="clear" w:color="auto" w:fill="FFFFFF" w:themeFill="background1"/>
+              <w:spacing w:before="120" w:after="120" w:line="276" w:lineRule="auto"/>
+              <w:contextualSpacing/>
+              <w:jc w:val="center"/>
+              <w:rPr>
+                <w:color w:val="000000" w:themeColor="text1"/>
+              </w:rPr>
+            </w:pPr>
+          </w:p>
+        </w:tc>
+        <w:tc>
+          <w:tcPr>
+            <w:tcW w:w="4954" w:type="dxa"/>
+            <w:vAlign w:val="center"/>
+          </w:tcPr>
+          <w:p>
+            <w:pPr>
+              <w:keepNext/>
+              <w:keepLines/>
+              <w:shd w:val="clear" w:color="auto" w:fill="FFFFFF" w:themeFill="background1"/>
+              <w:spacing w:before="120" w:after="120" w:line="276" w:lineRule="auto"/>
+              <w:ind w:right="-45"/>
+              <w:rPr>
+                <w:color w:val="000000" w:themeColor="text1"/>
+                <w:lang w:val="vi-VN"/>
+              </w:rPr>
+            </w:pPr>
+            <w:r>
+              <w:rPr>
+                <w:color w:val="000000" w:themeColor="text1"/>
+                <w:sz w:val="26"/>
+                <w:szCs w:val="26"/>
+                <w:lang w:val="vi-VN"/>
+              </w:rPr>
+              <w:t xml:space="preserve">Kế hoạch ĐT theo năm </w:t>
+            </w:r>
+          </w:p>
+        </w:tc>
+        <w:tc>
+          <w:tcPr>
+            <w:tcW w:w="3176" w:type="dxa"/>
+            <w:vAlign w:val="center"/>
+          </w:tcPr>
+          <w:p>
+            <w:pPr>
+              <w:keepNext/>
+              <w:keepLines/>
+              <w:shd w:val="clear" w:color="auto" w:fill="FFFFFF" w:themeFill="background1"/>
+              <w:spacing w:before="120" w:after="120" w:line="276" w:lineRule="auto"/>
+              <w:rPr>
+                <w:bCs/>
+                <w:iCs/>
+                <w:color w:val="000000" w:themeColor="text1"/>
+              </w:rPr>
+            </w:pPr>
+            <w:r>
+              <w:rPr>
+                <w:bCs/>
+                <w:iCs/>
+                <w:color w:val="000000" w:themeColor="text1"/>
+                <w:spacing w:val="-6"/>
+                <w:lang w:val="vi-VN"/>
+              </w:rPr>
+              <w:t>QTQL/ĐT&amp;HTQT/03/BM01</w:t>
+            </w:r>
+          </w:p>
+        </w:tc>
+        <w:tc>
+          <w:tcPr>
+            <w:tcW w:w="851" w:type="dxa"/>
+          </w:tcPr>
+          <w:p>
+            <w:pPr>
+              <w:shd w:val="clear" w:color="auto" w:fill="FFFFFF" w:themeFill="background1"/>
+              <w:spacing w:before="120" w:after="120" w:line="276" w:lineRule="auto"/>
+              <w:jc w:val="center"/>
+              <w:rPr>
+                <w:b/>
+                <w:color w:val="000000" w:themeColor="text1"/>
+              </w:rPr>
+            </w:pPr>
+            <w:r>
+              <w:rPr>
+                <w:b/>
+                <w:color w:val="000000" w:themeColor="text1"/>
+              </w:rPr>
+              <w:t>[[Kehoachco]]</w:t>
+            </w:r>
+          </w:p>
+        </w:tc>
+        <w:tc>
+          <w:tcPr>
+            <w:tcW w:w="992" w:type="dxa"/>
+          </w:tcPr>
+          <w:p>
+            <w:pPr>
+              <w:shd w:val="clear" w:color="auto" w:fill="FFFFFF" w:themeFill="background1"/>
+              <w:spacing w:before="120" w:after="120" w:line="276" w:lineRule="auto"/>
+              <w:jc w:val="center"/>
+              <w:rPr>
+                <w:b/>
+                <w:color w:val="000000" w:themeColor="text1"/>
+              </w:rPr>
+            </w:pPr>
+            <w:r>
+              <w:rPr>
+                <w:b/>
+                <w:color w:val="000000" w:themeColor="text1"/>
+              </w:rPr>
+              <w:t>[[Kehoachkhong]]</w:t>
+            </w:r>
+          </w:p>
+        </w:tc>
+      </w:tr>
+      <w:tr>
+        <w:tc>
+          <w:tcPr>
+            <w:tcW w:w="670" w:type="dxa"/>
+            <w:vAlign w:val="center"/>
+          </w:tcPr>
+          <w:p>
+            <w:pPr>
+              <w:numPr>
+                <w:ilvl w:val="0"/>
+                <w:numId w:val="1"/>
+              </w:numPr>
+              <w:shd w:val="clear" w:color="auto" w:fill="FFFFFF" w:themeFill="background1"/>
+              <w:spacing w:before="120" w:after="120" w:line="276" w:lineRule="auto"/>
+              <w:ind w:left="527" w:hanging="357"/>
+              <w:contextualSpacing/>
+              <w:jc w:val="center"/>
+              <w:rPr>
+                <w:color w:val="000000" w:themeColor="text1"/>
+              </w:rPr>
+            </w:pPr>
+          </w:p>
+        </w:tc>
+        <w:tc>
+          <w:tcPr>
+            <w:tcW w:w="4954" w:type="dxa"/>
+            <w:vAlign w:val="center"/>
+          </w:tcPr>
+          <w:p>
+            <w:pPr>
+              <w:keepNext/>
+              <w:keepLines/>
+              <w:shd w:val="clear" w:color="auto" w:fill="FFFFFF" w:themeFill="background1"/>
+              <w:spacing w:before="120" w:after="120" w:line="276" w:lineRule="auto"/>
+              <w:ind w:right="-45"/>
+              <w:rPr>
+                <w:color w:val="000000" w:themeColor="text1"/>
+                <w:lang w:val="vi-VN"/>
+              </w:rPr>
+            </w:pPr>
+            <w:r>
+              <w:rPr>
+                <w:color w:val="000000" w:themeColor="text1"/>
+                <w:spacing w:val="4"/>
+                <w:sz w:val="26"/>
+                <w:szCs w:val="26"/>
+              </w:rPr>
+              <w:t>Lịch hoạt động về đào tạo Hội thảo, sự kiện và Hợp tác quốc tế</w:t>
+            </w:r>
+          </w:p>
+        </w:tc>
+        <w:tc>
+          <w:tcPr>
+            <w:tcW w:w="3176" w:type="dxa"/>
+            <w:vAlign w:val="center"/>
+          </w:tcPr>
+          <w:p>
+            <w:pPr>
+              <w:keepNext/>
+              <w:keepLines/>
+              <w:shd w:val="clear" w:color="auto" w:fill="FFFFFF" w:themeFill="background1"/>
+              <w:spacing w:before="120" w:after="120" w:line="276" w:lineRule="auto"/>
+              <w:rPr>
+                <w:bCs/>
+                <w:iCs/>
+                <w:color w:val="000000" w:themeColor="text1"/>
+              </w:rPr>
+            </w:pPr>
+            <w:r>
+              <w:rPr>
+                <w:bCs/>
+                <w:iCs/>
+                <w:color w:val="000000" w:themeColor="text1"/>
+                <w:spacing w:val="-6"/>
+                <w:lang w:val="vi-VN"/>
+              </w:rPr>
+              <w:t>QTQL/ĐT&amp;HTQT/03/BM02</w:t>
+            </w:r>
+          </w:p>
+        </w:tc>
+        <w:tc>
+          <w:tcPr>
+            <w:tcW w:w="851" w:type="dxa"/>
+          </w:tcPr>
+          <w:p>
+            <w:pPr>
+              <w:shd w:val="clear" w:color="auto" w:fill="FFFFFF" w:themeFill="background1"/>
+              <w:spacing w:before="120" w:after="120" w:line="276" w:lineRule="auto"/>
+              <w:jc w:val="center"/>
+              <w:rPr>
+                <w:b/>
+                <w:color w:val="000000" w:themeColor="text1"/>
+              </w:rPr>
+            </w:pPr>
+            <w:r>
+              <w:rPr>
+                <w:b/>
+                <w:color w:val="000000" w:themeColor="text1"/>
+              </w:rPr>
+              <w:t>[[Lichco]]</w:t>
+            </w:r>
+          </w:p>
+        </w:tc>
+        <w:tc>
+          <w:tcPr>
+            <w:tcW w:w="992" w:type="dxa"/>
+          </w:tcPr>
+          <w:p>
+            <w:pPr>
+              <w:shd w:val="clear" w:color="auto" w:fill="FFFFFF" w:themeFill="background1"/>
+              <w:spacing w:before="120" w:after="120" w:line="276" w:lineRule="auto"/>
+              <w:jc w:val="center"/>
+              <w:rPr>
+                <w:b/>
+                <w:color w:val="000000" w:themeColor="text1"/>
+              </w:rPr>
+            </w:pPr>
+            <w:r>
+              <w:rPr>
+                <w:b/>
+                <w:color w:val="000000" w:themeColor="text1"/>
+              </w:rPr>
+              <w:t>[[Lichkhong]]</w:t>
+            </w:r>
+          </w:p>
+        </w:tc>
+      </w:tr>
+      <w:tr>
+        <w:tc>
+          <w:tcPr>
+            <w:tcW w:w="670" w:type="dxa"/>
+            <w:vAlign w:val="center"/>
+          </w:tcPr>
+          <w:p>
+            <w:pPr>
+              <w:numPr>
+                <w:ilvl w:val="0"/>
+                <w:numId w:val="1"/>
+              </w:numPr>
+              <w:shd w:val="clear" w:color="auto" w:fill="FFFFFF" w:themeFill="background1"/>
+              <w:spacing w:before="120" w:after="120" w:line="276" w:lineRule="auto"/>
+              <w:ind w:left="527" w:hanging="357"/>
+              <w:contextualSpacing/>
+              <w:jc w:val="center"/>
+              <w:rPr>
+                <w:color w:val="000000" w:themeColor="text1"/>
+              </w:rPr>
+            </w:pPr>
+          </w:p>
+        </w:tc>
+        <w:tc>
+          <w:tcPr>
+            <w:tcW w:w="4954" w:type="dxa"/>
+            <w:vAlign w:val="center"/>
+          </w:tcPr>
+          <w:p>
+            <w:pPr>
+              <w:keepNext/>
+              <w:keepLines/>
+              <w:shd w:val="clear" w:color="auto" w:fill="FFFFFF" w:themeFill="background1"/>
+              <w:spacing w:before="120" w:after="120" w:line="276" w:lineRule="auto"/>
+              <w:ind w:right="-45"/>
+              <w:rPr>
+                <w:color w:val="000000" w:themeColor="text1"/>
+                <w:lang w:val="vi-VN"/>
+              </w:rPr>
+            </w:pPr>
+            <w:r>
+              <w:rPr>
+                <w:color w:val="000000" w:themeColor="text1"/>
+                <w:sz w:val="26"/>
+                <w:szCs w:val="26"/>
+                <w:lang w:val="vi-VN"/>
+              </w:rPr>
+              <w:t xml:space="preserve">Quyết định về việc tổ chức khoá đào tạo liên tục </w:t>
+            </w:r>
+          </w:p>
+        </w:tc>
+        <w:tc>
+          <w:tcPr>
+            <w:tcW w:w="3176" w:type="dxa"/>
+            <w:vAlign w:val="center"/>
+          </w:tcPr>
+          <w:p>
+            <w:pPr>
+              <w:keepNext/>
+              <w:keepLines/>
+              <w:shd w:val="clear" w:color="auto" w:fill="FFFFFF" w:themeFill="background1"/>
+              <w:spacing w:before="120" w:after="120" w:line="276" w:lineRule="auto"/>
+              <w:rPr>
+                <w:bCs/>
+                <w:iCs/>
+                <w:color w:val="000000" w:themeColor="text1"/>
+              </w:rPr>
+            </w:pPr>
+            <w:r>
+              <w:rPr>
+                <w:bCs/>
+                <w:iCs/>
+                <w:color w:val="000000" w:themeColor="text1"/>
+                <w:spacing w:val="-6"/>
+                <w:lang w:val="vi-VN"/>
+              </w:rPr>
+              <w:t>QTQL/ĐT&amp;HTQT/03/BM03</w:t>
+            </w:r>
+          </w:p>
+        </w:tc>
+        <w:tc>
+          <w:tcPr>
+            <w:tcW w:w="851" w:type="dxa"/>
+          </w:tcPr>
+          <w:p>
+            <w:pPr>
+              <w:shd w:val="clear" w:color="auto" w:fill="FFFFFF" w:themeFill="background1"/>
+              <w:spacing w:before="120" w:after="120" w:line="276" w:lineRule="auto"/>
+              <w:jc w:val="center"/>
+              <w:rPr>
+                <w:b/>
+                <w:color w:val="000000" w:themeColor="text1"/>
+              </w:rPr>
+            </w:pPr>
+            <w:r>
+              <w:rPr>
+                <w:b/>
+                <w:color w:val="000000" w:themeColor="text1"/>
+              </w:rPr>
+              <w:t>[[Qdtochucco]]</w:t>
+            </w:r>
+          </w:p>
+        </w:tc>
+        <w:tc>
+          <w:tcPr>
+            <w:tcW w:w="992" w:type="dxa"/>
+          </w:tcPr>
+          <w:p>
+            <w:pPr>
+              <w:shd w:val="clear" w:color="auto" w:fill="FFFFFF" w:themeFill="background1"/>
+              <w:spacing w:before="120" w:after="120" w:line="276" w:lineRule="auto"/>
+              <w:jc w:val="center"/>
+              <w:rPr>
+                <w:b/>
+                <w:color w:val="000000" w:themeColor="text1"/>
+              </w:rPr>
+            </w:pPr>
+            <w:r>
+              <w:rPr>
+                <w:b/>
+                <w:color w:val="000000" w:themeColor="text1"/>
+              </w:rPr>
+              <w:t>[[Qdtochuckhong]]</w:t>
+            </w:r>
+          </w:p>
+        </w:tc>
+      </w:tr>
+      <w:tr>
+        <w:tc>
+          <w:tcPr>
+            <w:tcW w:w="670" w:type="dxa"/>
+            <w:vAlign w:val="center"/>
+          </w:tcPr>
+          <w:p>
+            <w:pPr>
+              <w:numPr>
+                <w:ilvl w:val="0"/>
+                <w:numId w:val="1"/>
+              </w:numPr>
+              <w:shd w:val="clear" w:color="auto" w:fill="FFFFFF" w:themeFill="background1"/>
+              <w:spacing w:before="120" w:after="120" w:line="276" w:lineRule="auto"/>
+              <w:ind w:left="527" w:hanging="357"/>
+              <w:contextualSpacing/>
+              <w:jc w:val="center"/>
+              <w:rPr>
+                <w:color w:val="000000" w:themeColor="text1"/>
+              </w:rPr>
+            </w:pPr>
+          </w:p>
+        </w:tc>
+        <w:tc>
+          <w:tcPr>
+            <w:tcW w:w="4954" w:type="dxa"/>
+            <w:vAlign w:val="center"/>
+          </w:tcPr>
+          <w:p>
+            <w:pPr>
+              <w:keepNext/>
+              <w:keepLines/>
+              <w:shd w:val="clear" w:color="auto" w:fill="FFFFFF" w:themeFill="background1"/>
+              <w:spacing w:before="120" w:after="120" w:line="276" w:lineRule="auto"/>
+              <w:ind w:right="-45"/>
+              <w:rPr>
+                <w:color w:val="000000" w:themeColor="text1"/>
+                <w:lang w:val="vi-VN"/>
+              </w:rPr>
+            </w:pPr>
+            <w:r>
+              <w:rPr>
+                <w:color w:val="000000" w:themeColor="text1"/>
+                <w:sz w:val="26"/>
+                <w:szCs w:val="26"/>
+                <w:lang w:val="vi-VN"/>
+              </w:rPr>
+              <w:t>Công văn về việc tuyển sinh khoá đào tạo liên tục</w:t>
+            </w:r>
+          </w:p>
+        </w:tc>
+        <w:tc>
+          <w:tcPr>
+            <w:tcW w:w="3176" w:type="dxa"/>
+            <w:vAlign w:val="center"/>
+          </w:tcPr>
+          <w:p>
+            <w:pPr>
+              <w:keepNext/>
+              <w:keepLines/>
+              <w:shd w:val="clear" w:color="auto" w:fill="FFFFFF" w:themeFill="background1"/>
+              <w:spacing w:before="120" w:after="120" w:line="276" w:lineRule="auto"/>
+              <w:rPr>
+                <w:bCs/>
+                <w:iCs/>
+                <w:color w:val="000000" w:themeColor="text1"/>
+              </w:rPr>
+            </w:pPr>
+            <w:r>
+              <w:rPr>
+                <w:bCs/>
+                <w:iCs/>
+                <w:color w:val="000000" w:themeColor="text1"/>
+                <w:spacing w:val="-6"/>
+                <w:lang w:val="vi-VN"/>
+              </w:rPr>
+              <w:t>QTQL/ĐT&amp;HTQT/03/BM04</w:t>
+            </w:r>
+          </w:p>
+        </w:tc>
+        <w:tc>
+          <w:tcPr>
+            <w:tcW w:w="851" w:type="dxa"/>
+          </w:tcPr>
+          <w:p>
+            <w:pPr>
+              <w:shd w:val="clear" w:color="auto" w:fill="FFFFFF" w:themeFill="background1"/>
+              <w:spacing w:before="120" w:after="120" w:line="276" w:lineRule="auto"/>
+              <w:jc w:val="center"/>
+              <w:rPr>
+                <w:b/>
+                <w:color w:val="000000" w:themeColor="text1"/>
+              </w:rPr>
+            </w:pPr>
+            <w:r>
+              <w:rPr>
+                <w:b/>
+                <w:color w:val="000000" w:themeColor="text1"/>
+              </w:rPr>
+              <w:t>[[Cvtuyensinhco]]</w:t>
+            </w:r>
+          </w:p>
+        </w:tc>
+        <w:tc>
+          <w:tcPr>
+            <w:tcW w:w="992" w:type="dxa"/>
+          </w:tcPr>
+          <w:p>
+            <w:pPr>
+              <w:shd w:val="clear" w:color="auto" w:fill="FFFFFF" w:themeFill="background1"/>
+              <w:spacing w:before="120" w:after="120" w:line="276" w:lineRule="auto"/>
+              <w:jc w:val="center"/>
+              <w:rPr>
+                <w:b/>
+                <w:color w:val="000000" w:themeColor="text1"/>
+              </w:rPr>
+            </w:pPr>
+            <w:r>
+              <w:rPr>
+                <w:b/>
+                <w:color w:val="000000" w:themeColor="text1"/>
+              </w:rPr>
+              <w:t>[[Cvtuyensinhkhong]]</w:t>
+            </w:r>
+          </w:p>
+        </w:tc>
+      </w:tr>
+      <w:tr>
+        <w:tc>
+          <w:tcPr>
+            <w:tcW w:w="670" w:type="dxa"/>
+            <w:vAlign w:val="center"/>
+          </w:tcPr>
+          <w:p>
+            <w:pPr>
+              <w:numPr>
+                <w:ilvl w:val="0"/>
+                <w:numId w:val="1"/>
+              </w:numPr>
+              <w:shd w:val="clear" w:color="auto" w:fill="FFFFFF" w:themeFill="background1"/>
+              <w:spacing w:before="120" w:after="120" w:line="276" w:lineRule="auto"/>
+              <w:ind w:left="527" w:hanging="357"/>
+              <w:contextualSpacing/>
+              <w:jc w:val="center"/>
+              <w:rPr>
+                <w:color w:val="000000" w:themeColor="text1"/>
+              </w:rPr>
+            </w:pPr>
+          </w:p>
+        </w:tc>
+        <w:tc>
+          <w:tcPr>
+            <w:tcW w:w="4954" w:type="dxa"/>
+            <w:vAlign w:val="center"/>
+          </w:tcPr>
+          <w:p>
+            <w:pPr>
+              <w:keepNext/>
+              <w:keepLines/>
+              <w:shd w:val="clear" w:color="auto" w:fill="FFFFFF" w:themeFill="background1"/>
+              <w:spacing w:before="120" w:after="120" w:line="276" w:lineRule="auto"/>
+              <w:ind w:right="-45"/>
+              <w:rPr>
+                <w:color w:val="000000" w:themeColor="text1"/>
+                <w:lang w:val="vi-VN"/>
+              </w:rPr>
+            </w:pPr>
+            <w:r>
+              <w:rPr>
+                <w:color w:val="000000" w:themeColor="text1"/>
+                <w:sz w:val="26"/>
+                <w:szCs w:val="26"/>
+                <w:lang w:val="vi-VN"/>
+              </w:rPr>
+              <w:t>Phiếu đăng ký tham gia đào tạo liên tục tại Bệnh viện Phụ sản Trung ương</w:t>
+            </w:r>
+          </w:p>
+        </w:tc>
+        <w:tc>
+          <w:tcPr>
+            <w:tcW w:w="3176" w:type="dxa"/>
+            <w:vAlign w:val="center"/>
+          </w:tcPr>
+          <w:p>
+            <w:pPr>
+              <w:keepNext/>
+              <w:keepLines/>
+              <w:shd w:val="clear" w:color="auto" w:fill="FFFFFF" w:themeFill="background1"/>
+              <w:spacing w:before="120" w:after="120" w:line="276" w:lineRule="auto"/>
+              <w:rPr>
+                <w:bCs/>
+                <w:iCs/>
+                <w:color w:val="000000" w:themeColor="text1"/>
+              </w:rPr>
+            </w:pPr>
+            <w:r>
+              <w:rPr>
+                <w:bCs/>
+                <w:iCs/>
+                <w:color w:val="000000" w:themeColor="text1"/>
+                <w:spacing w:val="-6"/>
+                <w:lang w:val="vi-VN"/>
+              </w:rPr>
+              <w:t>QTQL/ĐT&amp;HTQT/03/BM05</w:t>
+            </w:r>
+          </w:p>
+        </w:tc>
+        <w:tc>
+          <w:tcPr>
+            <w:tcW w:w="851" w:type="dxa"/>
+          </w:tcPr>
+          <w:p>
+            <w:pPr>
+              <w:shd w:val="clear" w:color="auto" w:fill="FFFFFF" w:themeFill="background1"/>
+              <w:spacing w:before="120" w:after="120" w:line="276" w:lineRule="auto"/>
+              <w:jc w:val="center"/>
+              <w:rPr>
+                <w:b/>
+                <w:color w:val="000000" w:themeColor="text1"/>
+              </w:rPr>
+            </w:pPr>
+            <w:r>
+              <w:rPr>
+                <w:b/>
+                <w:color w:val="000000" w:themeColor="text1"/>
+              </w:rPr>
+              <w:t>[[Dkhocco]]</w:t>
+            </w:r>
+          </w:p>
+        </w:tc>
+        <w:tc>
+          <w:tcPr>
+            <w:tcW w:w="992" w:type="dxa"/>
+          </w:tcPr>
+          <w:p>
+            <w:pPr>
+              <w:shd w:val="clear" w:color="auto" w:fill="FFFFFF" w:themeFill="background1"/>
+              <w:spacing w:before="120" w:after="120" w:line="276" w:lineRule="auto"/>
+              <w:jc w:val="center"/>
+              <w:rPr>
+                <w:b/>
+                <w:color w:val="000000" w:themeColor="text1"/>
+              </w:rPr>
+            </w:pPr>
+            <w:r>
+              <w:rPr>
+                <w:b/>
+                <w:color w:val="000000" w:themeColor="text1"/>
+              </w:rPr>
+              <w:t>[[Dkhockhong]]</w:t>
+            </w:r>
+          </w:p>
+        </w:tc>
+      </w:tr>
+      <w:tr>
+        <w:tc>
+          <w:tcPr>
+            <w:tcW w:w="670" w:type="dxa"/>
+            <w:vAlign w:val="center"/>
+          </w:tcPr>
+          <w:p>
+            <w:pPr>
+              <w:numPr>
+                <w:ilvl w:val="0"/>
+                <w:numId w:val="1"/>
+              </w:numPr>
+              <w:shd w:val="clear" w:color="auto" w:fill="FFFFFF" w:themeFill="background1"/>
+              <w:spacing w:before="120" w:after="120" w:line="276" w:lineRule="auto"/>
+              <w:ind w:left="527" w:hanging="357"/>
+              <w:contextualSpacing/>
+              <w:jc w:val="center"/>
+              <w:rPr>
+                <w:color w:val="000000" w:themeColor="text1"/>
+              </w:rPr>
+            </w:pPr>
+          </w:p>
+        </w:tc>
+        <w:tc>
+          <w:tcPr>
+            <w:tcW w:w="4954" w:type="dxa"/>
+            <w:vAlign w:val="center"/>
+          </w:tcPr>
+          <w:p>
+            <w:pPr>
+              <w:keepNext/>
+              <w:keepLines/>
+              <w:shd w:val="clear" w:color="auto" w:fill="FFFFFF" w:themeFill="background1"/>
+              <w:spacing w:before="120" w:after="120" w:line="276" w:lineRule="auto"/>
+              <w:ind w:right="-45"/>
+              <w:rPr>
+                <w:color w:val="000000" w:themeColor="text1"/>
+                <w:sz w:val="26"/>
+                <w:szCs w:val="26"/>
+              </w:rPr>
+            </w:pPr>
+            <w:r>
+              <w:rPr>
+                <w:color w:val="000000" w:themeColor="text1"/>
+                <w:sz w:val="26"/>
+                <w:szCs w:val="26"/>
+              </w:rPr>
+              <w:t>Phiếu đăng ký học tập kèm cặp</w:t>
+            </w:r>
+          </w:p>
+        </w:tc>
+        <w:tc>
+          <w:tcPr>
+            <w:tcW w:w="3176" w:type="dxa"/>
+            <w:vAlign w:val="center"/>
+          </w:tcPr>
+          <w:p>
+            <w:pPr>
+              <w:keepNext/>
+              <w:keepLines/>
+              <w:shd w:val="clear" w:color="auto" w:fill="FFFFFF" w:themeFill="background1"/>
+              <w:spacing w:before="120" w:after="120" w:line="276" w:lineRule="auto"/>
+              <w:rPr>
+                <w:bCs/>
+                <w:iCs/>
+                <w:color w:val="000000" w:themeColor="text1"/>
+                <w:spacing w:val="-6"/>
+              </w:rPr>
+            </w:pPr>
+            <w:r>
+              <w:rPr>
+                <w:bCs/>
+                <w:iCs/>
+                <w:color w:val="000000" w:themeColor="text1"/>
+                <w:spacing w:val="-6"/>
+                <w:lang w:val="vi-VN"/>
+              </w:rPr>
+              <w:t>QTQL/ĐT&amp;HTQT/03/BM0</w:t>
+            </w:r>
+            <w:r>
+              <w:rPr>
+                <w:bCs/>
+                <w:iCs/>
+                <w:color w:val="000000" w:themeColor="text1"/>
+                <w:spacing w:val="-6"/>
+              </w:rPr>
+              <w:t>6</w:t>
+            </w:r>
+          </w:p>
+        </w:tc>
+        <w:tc>
+          <w:tcPr>
+            <w:tcW w:w="851" w:type="dxa"/>
+          </w:tcPr>
+          <w:p>
+            <w:pPr>
+              <w:shd w:val="clear" w:color="auto" w:fill="FFFFFF" w:themeFill="background1"/>
+              <w:spacing w:before="120" w:after="120" w:line="276" w:lineRule="auto"/>
+              <w:jc w:val="center"/>
+              <w:rPr>
+                <w:b/>
+                <w:color w:val="000000" w:themeColor="text1"/>
+              </w:rPr>
+            </w:pPr>
+            <w:r>
+              <w:rPr>
+                <w:b/>
+                <w:color w:val="000000" w:themeColor="text1"/>
+              </w:rPr>
+              <w:t>[[Dkkemcapco]]</w:t>
+            </w:r>
+          </w:p>
+        </w:tc>
+        <w:tc>
+          <w:tcPr>
+            <w:tcW w:w="992" w:type="dxa"/>
+          </w:tcPr>
+          <w:p>
+            <w:pPr>
+              <w:shd w:val="clear" w:color="auto" w:fill="FFFFFF" w:themeFill="background1"/>
+              <w:spacing w:before="120" w:after="120" w:line="276" w:lineRule="auto"/>
+              <w:jc w:val="center"/>
+              <w:rPr>
+                <w:b/>
+                <w:color w:val="000000" w:themeColor="text1"/>
+              </w:rPr>
+            </w:pPr>
+            <w:r>
+              <w:rPr>
+                <w:b/>
+                <w:color w:val="000000" w:themeColor="text1"/>
+              </w:rPr>
+              <w:t>[[Dkkemcapkhong]]</w:t>
+            </w:r>
+          </w:p>
+        </w:tc>
+      </w:tr>
+      <w:tr>
+        <w:tc>
+          <w:tcPr>
+            <w:tcW w:w="670" w:type="dxa"/>
+            <w:vAlign w:val="center"/>
+          </w:tcPr>
+          <w:p>
+            <w:pPr>
+              <w:numPr>
+                <w:ilvl w:val="0"/>
+                <w:numId w:val="1"/>
+              </w:numPr>
+              <w:shd w:val="clear" w:color="auto" w:fill="FFFFFF" w:themeFill="background1"/>
+              <w:spacing w:before="120" w:after="120" w:line="276" w:lineRule="auto"/>
+              <w:ind w:left="527" w:hanging="357"/>
+              <w:contextualSpacing/>
+              <w:jc w:val="center"/>
+              <w:rPr>
+                <w:color w:val="000000" w:themeColor="text1"/>
+              </w:rPr>
+            </w:pPr>
+          </w:p>
+        </w:tc>
+        <w:tc>
+          <w:tcPr>
+            <w:tcW w:w="4954" w:type="dxa"/>
+            <w:vAlign w:val="center"/>
+          </w:tcPr>
+          <w:p>
+            <w:pPr>
+              <w:keepNext/>
+              <w:keepLines/>
+              <w:shd w:val="clear" w:color="auto" w:fill="FFFFFF" w:themeFill="background1"/>
+              <w:spacing w:before="120" w:after="120" w:line="276" w:lineRule="auto"/>
+              <w:ind w:right="-45"/>
+              <w:rPr>
+                <w:color w:val="000000" w:themeColor="text1"/>
+                <w:lang w:val="vi-VN"/>
+              </w:rPr>
+            </w:pPr>
+            <w:r>
+              <w:rPr>
+                <w:color w:val="000000" w:themeColor="text1"/>
+                <w:sz w:val="26"/>
+                <w:szCs w:val="26"/>
+              </w:rPr>
+              <w:t xml:space="preserve">Danh sách học viên khóa đào tạo </w:t>
+            </w:r>
+          </w:p>
+        </w:tc>
+        <w:tc>
+          <w:tcPr>
+            <w:tcW w:w="3176" w:type="dxa"/>
+            <w:vAlign w:val="center"/>
+          </w:tcPr>
+          <w:p>
+            <w:pPr>
+              <w:keepNext/>
+              <w:keepLines/>
+              <w:shd w:val="clear" w:color="auto" w:fill="FFFFFF" w:themeFill="background1"/>
+              <w:spacing w:before="120" w:after="120" w:line="276" w:lineRule="auto"/>
+              <w:rPr>
+                <w:bCs/>
+                <w:iCs/>
+                <w:color w:val="000000" w:themeColor="text1"/>
+              </w:rPr>
+            </w:pPr>
+            <w:r>
+              <w:rPr>
+                <w:bCs/>
+                <w:iCs/>
+                <w:color w:val="000000" w:themeColor="text1"/>
+                <w:spacing w:val="-6"/>
+                <w:lang w:val="vi-VN"/>
+              </w:rPr>
+              <w:t>QTQL/ĐT&amp;HTQT/03/BM07</w:t>
+            </w:r>
+          </w:p>
+        </w:tc>
+        <w:tc>
+          <w:tcPr>
+            <w:tcW w:w="851" w:type="dxa"/>
+          </w:tcPr>
+          <w:p>
+            <w:pPr>
+              <w:shd w:val="clear" w:color="auto" w:fill="FFFFFF" w:themeFill="background1"/>
+              <w:spacing w:before="120" w:after="120" w:line="276" w:lineRule="auto"/>
+              <w:jc w:val="center"/>
+              <w:rPr>
+                <w:b/>
+                <w:color w:val="000000" w:themeColor="text1"/>
+              </w:rPr>
+            </w:pPr>
+            <w:r>
+              <w:rPr>
+                <w:b/>
+                <w:color w:val="000000" w:themeColor="text1"/>
+              </w:rPr>
+              <w:t>[[Dshocvienco]]</w:t>
+            </w:r>
+          </w:p>
+        </w:tc>
+        <w:tc>
+          <w:tcPr>
+            <w:tcW w:w="992" w:type="dxa"/>
+          </w:tcPr>
+          <w:p>
+            <w:pPr>
+              <w:shd w:val="clear" w:color="auto" w:fill="FFFFFF" w:themeFill="background1"/>
+              <w:spacing w:before="120" w:after="120" w:line="276" w:lineRule="auto"/>
+              <w:jc w:val="center"/>
+              <w:rPr>
+                <w:b/>
+                <w:color w:val="000000" w:themeColor="text1"/>
+              </w:rPr>
+            </w:pPr>
+            <w:r>
+              <w:rPr>
+                <w:b/>
+                <w:color w:val="000000" w:themeColor="text1"/>
+              </w:rPr>
+              <w:t>[[Dshocvienkhong]]</w:t>
+            </w:r>
+          </w:p>
+        </w:tc>
+      </w:tr>
+      <w:tr>
+        <w:tc>
+          <w:tcPr>
+            <w:tcW w:w="670" w:type="dxa"/>
+            <w:vAlign w:val="center"/>
+          </w:tcPr>
+          <w:p>
+            <w:pPr>
+              <w:numPr>
+                <w:ilvl w:val="0"/>
+                <w:numId w:val="1"/>
+              </w:numPr>
+              <w:shd w:val="clear" w:color="auto" w:fill="FFFFFF" w:themeFill="background1"/>
+              <w:spacing w:before="120" w:after="120" w:line="276" w:lineRule="auto"/>
+              <w:ind w:left="527" w:hanging="357"/>
+              <w:contextualSpacing/>
+              <w:jc w:val="center"/>
+              <w:rPr>
+                <w:color w:val="000000" w:themeColor="text1"/>
+              </w:rPr>
+            </w:pPr>
+          </w:p>
+        </w:tc>
+        <w:tc>
+          <w:tcPr>
+            <w:tcW w:w="4954" w:type="dxa"/>
+            <w:vAlign w:val="center"/>
+          </w:tcPr>
+          <w:p>
+            <w:pPr>
+              <w:keepNext/>
+              <w:keepLines/>
+              <w:shd w:val="clear" w:color="auto" w:fill="FFFFFF" w:themeFill="background1"/>
+              <w:spacing w:before="120" w:after="120" w:line="276" w:lineRule="auto"/>
+              <w:ind w:right="-43"/>
+              <w:rPr>
+                <w:color w:val="000000" w:themeColor="text1"/>
+                <w:lang w:val="vi-VN"/>
+              </w:rPr>
+            </w:pPr>
+            <w:r>
+              <w:rPr>
+                <w:color w:val="000000" w:themeColor="text1"/>
+                <w:sz w:val="26"/>
+                <w:szCs w:val="26"/>
+                <w:lang w:val="vi-VN"/>
+              </w:rPr>
+              <w:t>Công văn mời tham gia giảng dạy</w:t>
+            </w:r>
+          </w:p>
+        </w:tc>
+        <w:tc>
+          <w:tcPr>
+            <w:tcW w:w="3176" w:type="dxa"/>
+            <w:vAlign w:val="center"/>
+          </w:tcPr>
+          <w:p>
+            <w:pPr>
+              <w:keepNext/>
+              <w:keepLines/>
+              <w:shd w:val="clear" w:color="auto" w:fill="FFFFFF" w:themeFill="background1"/>
+              <w:spacing w:before="120" w:after="120" w:line="276" w:lineRule="auto"/>
+              <w:rPr>
+                <w:bCs/>
+                <w:iCs/>
+                <w:color w:val="000000" w:themeColor="text1"/>
+              </w:rPr>
+            </w:pPr>
+            <w:r>
+              <w:rPr>
+                <w:bCs/>
+                <w:iCs/>
+                <w:color w:val="000000" w:themeColor="text1"/>
+                <w:spacing w:val="-6"/>
+                <w:lang w:val="vi-VN"/>
+              </w:rPr>
+              <w:t>QTQL/ĐT&amp;HTQT/03/BM10</w:t>
+            </w:r>
+          </w:p>
+        </w:tc>
+        <w:tc>
+          <w:tcPr>
+            <w:tcW w:w="851" w:type="dxa"/>
+          </w:tcPr>
+          <w:p>
+            <w:pPr>
+              <w:shd w:val="clear" w:color="auto" w:fill="FFFFFF" w:themeFill="background1"/>
+              <w:spacing w:before="120" w:after="120" w:line="276" w:lineRule="auto"/>
+              <w:jc w:val="center"/>
+              <w:rPr>
+                <w:b/>
+                <w:color w:val="000000" w:themeColor="text1"/>
+              </w:rPr>
+            </w:pPr>
+            <w:r>
+              <w:rPr>
+                <w:b/>
+                <w:color w:val="000000" w:themeColor="text1"/>
+              </w:rPr>
+              <w:t>[[Cvgiangdayco]]</w:t>
+            </w:r>
+          </w:p>
+        </w:tc>
+        <w:tc>
+          <w:tcPr>
+            <w:tcW w:w="992" w:type="dxa"/>
+          </w:tcPr>
+          <w:p>
+            <w:pPr>
+              <w:shd w:val="clear" w:color="auto" w:fill="FFFFFF" w:themeFill="background1"/>
+              <w:spacing w:before="120" w:after="120" w:line="276" w:lineRule="auto"/>
+              <w:jc w:val="center"/>
+              <w:rPr>
+                <w:b/>
+                <w:color w:val="000000" w:themeColor="text1"/>
+              </w:rPr>
+            </w:pPr>
+            <w:r>
+              <w:rPr>
+                <w:b/>
+                <w:color w:val="000000" w:themeColor="text1"/>
+              </w:rPr>
+              <w:t>[[Cvgiangdaykhong]]</w:t>
+            </w:r>
+          </w:p>
+        </w:tc>
+      </w:tr>
+      <w:tr>
+        <w:tc>
+          <w:tcPr>
+            <w:tcW w:w="670" w:type="dxa"/>
+            <w:vAlign w:val="center"/>
+          </w:tcPr>
+          <w:p>
+            <w:pPr>
+              <w:numPr>
+                <w:ilvl w:val="0"/>
+                <w:numId w:val="1"/>
+              </w:numPr>
+              <w:shd w:val="clear" w:color="auto" w:fill="FFFFFF" w:themeFill="background1"/>
+              <w:spacing w:before="120" w:after="120" w:line="276" w:lineRule="auto"/>
+              <w:ind w:left="527" w:hanging="357"/>
+              <w:contextualSpacing/>
+              <w:jc w:val="center"/>
+              <w:rPr>
+                <w:color w:val="000000" w:themeColor="text1"/>
+              </w:rPr>
+            </w:pPr>
+          </w:p>
+        </w:tc>
+        <w:tc>
+          <w:tcPr>
+            <w:tcW w:w="4954" w:type="dxa"/>
+            <w:vAlign w:val="center"/>
+          </w:tcPr>
+          <w:p>
+            <w:pPr>
+              <w:keepNext/>
+              <w:keepLines/>
+              <w:shd w:val="clear" w:color="auto" w:fill="FFFFFF" w:themeFill="background1"/>
+              <w:spacing w:before="120" w:after="120" w:line="276" w:lineRule="auto"/>
+              <w:ind w:right="-43"/>
+              <w:rPr>
+                <w:color w:val="000000" w:themeColor="text1"/>
+                <w:lang w:val="vi-VN"/>
+              </w:rPr>
+            </w:pPr>
+            <w:r>
+              <w:rPr>
+                <w:color w:val="000000" w:themeColor="text1"/>
+                <w:sz w:val="26"/>
+                <w:szCs w:val="26"/>
+                <w:lang w:val="vi-VN"/>
+              </w:rPr>
+              <w:t>Bảng danh sách học viên lưu tại trung tâm</w:t>
+            </w:r>
+          </w:p>
+        </w:tc>
+        <w:tc>
+          <w:tcPr>
+            <w:tcW w:w="3176" w:type="dxa"/>
+            <w:vAlign w:val="center"/>
+          </w:tcPr>
+          <w:p>
+            <w:pPr>
+              <w:keepNext/>
+              <w:keepLines/>
+              <w:shd w:val="clear" w:color="auto" w:fill="FFFFFF" w:themeFill="background1"/>
+              <w:spacing w:before="120" w:after="120" w:line="276" w:lineRule="auto"/>
+              <w:ind w:right="-45"/>
+              <w:rPr>
+                <w:bCs/>
+                <w:iCs/>
+                <w:color w:val="000000" w:themeColor="text1"/>
+              </w:rPr>
+            </w:pPr>
+            <w:r>
+              <w:rPr>
+                <w:bCs/>
+                <w:iCs/>
+                <w:color w:val="000000" w:themeColor="text1"/>
+                <w:spacing w:val="-6"/>
+                <w:lang w:val="vi-VN"/>
+              </w:rPr>
+              <w:t>QTQL/ĐT&amp;HTQT/03/BM11</w:t>
+            </w:r>
+          </w:p>
+        </w:tc>
+        <w:tc>
+          <w:tcPr>
+            <w:tcW w:w="851" w:type="dxa"/>
+          </w:tcPr>
+          <w:p>
+            <w:pPr>
+              <w:shd w:val="clear" w:color="auto" w:fill="FFFFFF" w:themeFill="background1"/>
+              <w:spacing w:before="120" w:after="120" w:line="276" w:lineRule="auto"/>
+              <w:jc w:val="center"/>
+              <w:rPr>
+                <w:b/>
+                <w:color w:val="000000" w:themeColor="text1"/>
+              </w:rPr>
+            </w:pPr>
+            <w:r>
+              <w:rPr>
+                <w:b/>
+                <w:color w:val="000000" w:themeColor="text1"/>
+              </w:rPr>
+              <w:t>[[Dsluuco]]</w:t>
+            </w:r>
+          </w:p>
+        </w:tc>
+        <w:tc>
+          <w:tcPr>
+            <w:tcW w:w="992" w:type="dxa"/>
+          </w:tcPr>
+          <w:p>
+            <w:pPr>
+              <w:shd w:val="clear" w:color="auto" w:fill="FFFFFF" w:themeFill="background1"/>
+              <w:spacing w:before="120" w:after="120" w:line="276" w:lineRule="auto"/>
+              <w:jc w:val="center"/>
+              <w:rPr>
+                <w:b/>
+                <w:color w:val="000000" w:themeColor="text1"/>
+              </w:rPr>
+            </w:pPr>
+            <w:r>
+              <w:rPr>
+                <w:b/>
+                <w:color w:val="000000" w:themeColor="text1"/>
+              </w:rPr>
+              <w:t>[[Dsluukhong]]</w:t>
+            </w:r>
+          </w:p>
+        </w:tc>
+      </w:tr>
+      <w:tr>
+        <w:tc>
+          <w:tcPr>
+            <w:tcW w:w="670" w:type="dxa"/>
+            <w:vAlign w:val="center"/>
+          </w:tcPr>
+          <w:p>
+            <w:pPr>
+              <w:numPr>
+                <w:ilvl w:val="0"/>
+                <w:numId w:val="1"/>
+              </w:numPr>
+              <w:shd w:val="clear" w:color="auto" w:fill="FFFFFF" w:themeFill="background1"/>
+              <w:spacing w:before="120" w:after="120" w:line="276" w:lineRule="auto"/>
+              <w:ind w:left="527" w:hanging="357"/>
+              <w:contextualSpacing/>
+              <w:jc w:val="center"/>
+              <w:rPr>
+                <w:color w:val="000000" w:themeColor="text1"/>
+              </w:rPr>
+            </w:pPr>
+          </w:p>
+        </w:tc>
+        <w:tc>
+          <w:tcPr>
+            <w:tcW w:w="4954" w:type="dxa"/>
+            <w:vAlign w:val="center"/>
+          </w:tcPr>
+          <w:p>
+            <w:pPr>
+              <w:keepNext/>
+              <w:keepLines/>
+              <w:shd w:val="clear" w:color="auto" w:fill="FFFFFF" w:themeFill="background1"/>
+              <w:spacing w:before="120" w:after="120" w:line="276" w:lineRule="auto"/>
+              <w:ind w:right="-45"/>
+              <w:rPr>
+                <w:color w:val="000000" w:themeColor="text1"/>
+              </w:rPr>
+            </w:pPr>
+            <w:r>
+              <w:rPr>
+                <w:color w:val="000000" w:themeColor="text1"/>
+                <w:sz w:val="26"/>
+                <w:szCs w:val="26"/>
+                <w:lang w:val="vi-VN"/>
+              </w:rPr>
+              <w:t>Dự toán đào tạo liên tục</w:t>
+            </w:r>
+          </w:p>
+        </w:tc>
+        <w:tc>
+          <w:tcPr>
+            <w:tcW w:w="3176" w:type="dxa"/>
+            <w:vAlign w:val="center"/>
+          </w:tcPr>
+          <w:p>
+            <w:pPr>
+              <w:keepNext/>
+              <w:keepLines/>
+              <w:shd w:val="clear" w:color="auto" w:fill="FFFFFF" w:themeFill="background1"/>
+              <w:spacing w:before="120" w:after="120" w:line="276" w:lineRule="auto"/>
+              <w:rPr>
+                <w:bCs/>
+                <w:iCs/>
+                <w:color w:val="000000" w:themeColor="text1"/>
+              </w:rPr>
+            </w:pPr>
+            <w:r>
+              <w:rPr>
+                <w:bCs/>
+                <w:iCs/>
+                <w:color w:val="000000" w:themeColor="text1"/>
+                <w:spacing w:val="-6"/>
+                <w:lang w:val="vi-VN"/>
+              </w:rPr>
+              <w:t>QTQL/ĐT&amp;HTQT/03/BM12</w:t>
+            </w:r>
+          </w:p>
+        </w:tc>
+        <w:tc>
+          <w:tcPr>
+            <w:tcW w:w="851" w:type="dxa"/>
+          </w:tcPr>
+          <w:p>
+            <w:pPr>
+              <w:shd w:val="clear" w:color="auto" w:fill="FFFFFF" w:themeFill="background1"/>
+              <w:spacing w:before="120" w:after="120" w:line="276" w:lineRule="auto"/>
+              <w:jc w:val="center"/>
+              <w:rPr>
+                <w:b/>
+                <w:color w:val="000000" w:themeColor="text1"/>
+              </w:rPr>
+            </w:pPr>
+            <w:r>
+              <w:rPr>
+                <w:b/>
+                <w:color w:val="000000" w:themeColor="text1"/>
+              </w:rPr>
+              <w:t>[[Dutoanco]]</w:t>
+            </w:r>
+          </w:p>
+        </w:tc>
+        <w:tc>
+          <w:tcPr>
+            <w:tcW w:w="992" w:type="dxa"/>
+          </w:tcPr>
+          <w:p>
+            <w:pPr>
+              <w:shd w:val="clear" w:color="auto" w:fill="FFFFFF" w:themeFill="background1"/>
+              <w:spacing w:before="120" w:after="120" w:line="276" w:lineRule="auto"/>
+              <w:jc w:val="center"/>
+              <w:rPr>
+                <w:b/>
+                <w:color w:val="000000" w:themeColor="text1"/>
+              </w:rPr>
+            </w:pPr>
+            <w:r>
+              <w:rPr>
+                <w:b/>
+                <w:color w:val="000000" w:themeColor="text1"/>
+              </w:rPr>
+              <w:t>[[Dutoankhong]]</w:t>
+            </w:r>
+          </w:p>
+        </w:tc>
+      </w:tr>
+      <w:tr>
+        <w:tc>
+          <w:tcPr>
+            <w:tcW w:w="670" w:type="dxa"/>
+            <w:vAlign w:val="center"/>
+          </w:tcPr>
+          <w:p>
+            <w:pPr>
+              <w:numPr>
+                <w:ilvl w:val="0"/>
+                <w:numId w:val="1"/>
+              </w:numPr>
+              <w:shd w:val="clear" w:color="auto" w:fill="FFFFFF" w:themeFill="background1"/>
+              <w:spacing w:before="120" w:after="120" w:line="276" w:lineRule="auto"/>
+              <w:ind w:left="527" w:hanging="357"/>
+              <w:contextualSpacing/>
+              <w:jc w:val="center"/>
+              <w:rPr>
+                <w:color w:val="000000" w:themeColor="text1"/>
+              </w:rPr>
+            </w:pPr>
+          </w:p>
+        </w:tc>
+        <w:tc>
+          <w:tcPr>
+            <w:tcW w:w="4954" w:type="dxa"/>
+            <w:vAlign w:val="center"/>
+          </w:tcPr>
+          <w:p>
+            <w:pPr>
+              <w:keepNext/>
+              <w:keepLines/>
+              <w:shd w:val="clear" w:color="auto" w:fill="FFFFFF" w:themeFill="background1"/>
+              <w:spacing w:before="120" w:after="120" w:line="276" w:lineRule="auto"/>
+              <w:ind w:right="-45"/>
+              <w:rPr>
+                <w:color w:val="000000" w:themeColor="text1"/>
+                <w:lang w:val="vi-VN"/>
+              </w:rPr>
+            </w:pPr>
+            <w:r>
+              <w:rPr>
+                <w:color w:val="000000" w:themeColor="text1"/>
+                <w:sz w:val="26"/>
+                <w:szCs w:val="26"/>
+                <w:lang w:val="vi-VN"/>
+              </w:rPr>
+              <w:t>Phiếu nộp học phí</w:t>
+            </w:r>
+          </w:p>
+        </w:tc>
+        <w:tc>
+          <w:tcPr>
+            <w:tcW w:w="3176" w:type="dxa"/>
+            <w:vAlign w:val="center"/>
+          </w:tcPr>
+          <w:p>
+            <w:pPr>
+              <w:keepNext/>
+              <w:keepLines/>
+              <w:shd w:val="clear" w:color="auto" w:fill="FFFFFF" w:themeFill="background1"/>
+              <w:spacing w:before="120" w:after="120" w:line="276" w:lineRule="auto"/>
+              <w:rPr>
+                <w:bCs/>
+                <w:iCs/>
+                <w:color w:val="000000" w:themeColor="text1"/>
+              </w:rPr>
+            </w:pPr>
+            <w:r>
+              <w:rPr>
+                <w:bCs/>
+                <w:iCs/>
+                <w:color w:val="000000" w:themeColor="text1"/>
+                <w:spacing w:val="-6"/>
+                <w:lang w:val="vi-VN"/>
+              </w:rPr>
+              <w:t>QTQL/ĐT&amp;HTQT/03/BM1</w:t>
+            </w:r>
+            <w:r>
+              <w:rPr>
+                <w:bCs/>
+                <w:iCs/>
+                <w:color w:val="000000" w:themeColor="text1"/>
+                <w:spacing w:val="-6"/>
+              </w:rPr>
+              <w:t>3</w:t>
+            </w:r>
+          </w:p>
+        </w:tc>
+        <w:tc>
+          <w:tcPr>
+            <w:tcW w:w="851" w:type="dxa"/>
+          </w:tcPr>
+          <w:p>
+            <w:pPr>
+              <w:shd w:val="clear" w:color="auto" w:fill="FFFFFF" w:themeFill="background1"/>
+              <w:spacing w:before="120" w:after="120" w:line="276" w:lineRule="auto"/>
+              <w:jc w:val="center"/>
+              <w:rPr>
+                <w:b/>
+                <w:color w:val="000000" w:themeColor="text1"/>
+              </w:rPr>
+            </w:pPr>
+            <w:r>
+              <w:rPr>
+                <w:b/>
+                <w:color w:val="000000" w:themeColor="text1"/>
+              </w:rPr>
+              <w:t>[[Nopphico]]</w:t>
+            </w:r>
+          </w:p>
+        </w:tc>
+        <w:tc>
+          <w:tcPr>
+            <w:tcW w:w="992" w:type="dxa"/>
+          </w:tcPr>
+          <w:p>
+            <w:pPr>
+              <w:shd w:val="clear" w:color="auto" w:fill="FFFFFF" w:themeFill="background1"/>
+              <w:spacing w:before="120" w:after="120" w:line="276" w:lineRule="auto"/>
+              <w:jc w:val="center"/>
+              <w:rPr>
+                <w:b/>
+                <w:color w:val="000000" w:themeColor="text1"/>
+              </w:rPr>
+            </w:pPr>
+            <w:r>
+              <w:rPr>
+                <w:b/>
+                <w:color w:val="000000" w:themeColor="text1"/>
+              </w:rPr>
+              <w:t>[[Nopphikhong]]</w:t>
+            </w:r>
+          </w:p>
+        </w:tc>
+      </w:tr>
+      <w:tr>
+        <w:tc>
+          <w:tcPr>
+            <w:tcW w:w="670" w:type="dxa"/>
+            <w:vAlign w:val="center"/>
+          </w:tcPr>
+          <w:p>
+            <w:pPr>
+              <w:numPr>
+                <w:ilvl w:val="0"/>
+                <w:numId w:val="1"/>
+              </w:numPr>
+              <w:shd w:val="clear" w:color="auto" w:fill="FFFFFF" w:themeFill="background1"/>
+              <w:spacing w:before="120" w:after="120" w:line="276" w:lineRule="auto"/>
+              <w:ind w:left="527" w:hanging="357"/>
+              <w:contextualSpacing/>
+              <w:jc w:val="center"/>
+              <w:rPr>
+                <w:color w:val="000000" w:themeColor="text1"/>
+              </w:rPr>
+            </w:pPr>
+          </w:p>
+        </w:tc>
+        <w:tc>
+          <w:tcPr>
+            <w:tcW w:w="4954" w:type="dxa"/>
+            <w:vAlign w:val="center"/>
+          </w:tcPr>
+          <w:p>
+            <w:pPr>
+              <w:keepNext/>
+              <w:keepLines/>
+              <w:shd w:val="clear" w:color="auto" w:fill="FFFFFF" w:themeFill="background1"/>
+              <w:spacing w:before="120" w:after="120" w:line="276" w:lineRule="auto"/>
+              <w:ind w:right="-45"/>
+              <w:rPr>
+                <w:color w:val="000000" w:themeColor="text1"/>
+                <w:lang w:val="vi-VN"/>
+              </w:rPr>
+            </w:pPr>
+            <w:r>
+              <w:rPr>
+                <w:color w:val="000000" w:themeColor="text1"/>
+                <w:sz w:val="26"/>
+                <w:szCs w:val="26"/>
+                <w:lang w:val="vi-VN"/>
+              </w:rPr>
+              <w:t>Đơn xin giảm học phí</w:t>
+            </w:r>
+          </w:p>
+        </w:tc>
+        <w:tc>
+          <w:tcPr>
+            <w:tcW w:w="3176" w:type="dxa"/>
+            <w:vAlign w:val="center"/>
+          </w:tcPr>
+          <w:p>
+            <w:pPr>
+              <w:keepNext/>
+              <w:keepLines/>
+              <w:shd w:val="clear" w:color="auto" w:fill="FFFFFF" w:themeFill="background1"/>
+              <w:spacing w:before="120" w:after="120" w:line="276" w:lineRule="auto"/>
+              <w:rPr>
+                <w:bCs/>
+                <w:iCs/>
+                <w:color w:val="000000" w:themeColor="text1"/>
+              </w:rPr>
+            </w:pPr>
+            <w:r>
+              <w:rPr>
+                <w:bCs/>
+                <w:iCs/>
+                <w:color w:val="000000" w:themeColor="text1"/>
+                <w:spacing w:val="-6"/>
+                <w:lang w:val="vi-VN"/>
+              </w:rPr>
+              <w:t>QTQL/ĐT&amp;HTQT/03/BM1</w:t>
+            </w:r>
+            <w:r>
+              <w:rPr>
+                <w:bCs/>
+                <w:iCs/>
+                <w:color w:val="000000" w:themeColor="text1"/>
+                <w:spacing w:val="-6"/>
+              </w:rPr>
+              <w:t>4</w:t>
+            </w:r>
+          </w:p>
+        </w:tc>
+        <w:tc>
+          <w:tcPr>
+            <w:tcW w:w="851" w:type="dxa"/>
+          </w:tcPr>
+          <w:p>
+            <w:pPr>
+              <w:shd w:val="clear" w:color="auto" w:fill="FFFFFF" w:themeFill="background1"/>
+              <w:spacing w:before="120" w:after="120" w:line="276" w:lineRule="auto"/>
+              <w:jc w:val="center"/>
+              <w:rPr>
+                <w:b/>
+                <w:color w:val="000000" w:themeColor="text1"/>
+              </w:rPr>
+            </w:pPr>
+            <w:r>
+              <w:rPr>
+                <w:b/>
+                <w:color w:val="000000" w:themeColor="text1"/>
+              </w:rPr>
+              <w:t>[[Giamphico]]</w:t>
+            </w:r>
+          </w:p>
+        </w:tc>
+        <w:tc>
+          <w:tcPr>
+            <w:tcW w:w="992" w:type="dxa"/>
+          </w:tcPr>
+          <w:p>
+            <w:pPr>
+              <w:shd w:val="clear" w:color="auto" w:fill="FFFFFF" w:themeFill="background1"/>
+              <w:spacing w:before="120" w:after="120" w:line="276" w:lineRule="auto"/>
+              <w:jc w:val="center"/>
+              <w:rPr>
+                <w:b/>
+                <w:color w:val="000000" w:themeColor="text1"/>
+              </w:rPr>
+            </w:pPr>
+            <w:r>
+              <w:rPr>
+                <w:b/>
+                <w:color w:val="000000" w:themeColor="text1"/>
+              </w:rPr>
+              <w:t>[[Giamphikhong]]</w:t>
+            </w:r>
+          </w:p>
+        </w:tc>
+      </w:tr>
+      <w:tr>
+        <w:tc>
+          <w:tcPr>
+            <w:tcW w:w="670" w:type="dxa"/>
+            <w:vAlign w:val="center"/>
+          </w:tcPr>
+          <w:p>
+            <w:pPr>
+              <w:numPr>
+                <w:ilvl w:val="0"/>
+                <w:numId w:val="1"/>
+              </w:numPr>
+              <w:shd w:val="clear" w:color="auto" w:fill="FFFFFF" w:themeFill="background1"/>
+              <w:spacing w:before="120" w:after="120" w:line="276" w:lineRule="auto"/>
+              <w:ind w:left="527" w:hanging="357"/>
+              <w:contextualSpacing/>
+              <w:jc w:val="center"/>
+              <w:rPr>
+                <w:color w:val="000000" w:themeColor="text1"/>
+              </w:rPr>
+            </w:pPr>
+          </w:p>
+        </w:tc>
+        <w:tc>
+          <w:tcPr>
+            <w:tcW w:w="4954" w:type="dxa"/>
+            <w:vAlign w:val="center"/>
+          </w:tcPr>
+          <w:p>
+            <w:pPr>
+              <w:keepNext/>
+              <w:keepLines/>
+              <w:shd w:val="clear" w:color="auto" w:fill="FFFFFF" w:themeFill="background1"/>
+              <w:spacing w:before="120" w:after="120" w:line="276" w:lineRule="auto"/>
+              <w:ind w:right="-45"/>
+              <w:rPr>
+                <w:color w:val="000000" w:themeColor="text1"/>
+                <w:lang w:val="vi-VN"/>
+              </w:rPr>
+            </w:pPr>
+            <w:r>
+              <w:rPr>
+                <w:color w:val="000000" w:themeColor="text1"/>
+                <w:sz w:val="26"/>
+                <w:szCs w:val="26"/>
+                <w:lang w:val="vi-VN"/>
+              </w:rPr>
+              <w:t>Đơn xin hoàn học phí</w:t>
+            </w:r>
+          </w:p>
+        </w:tc>
+        <w:tc>
+          <w:tcPr>
+            <w:tcW w:w="3176" w:type="dxa"/>
+            <w:vAlign w:val="center"/>
+          </w:tcPr>
+          <w:p>
+            <w:pPr>
+              <w:keepNext/>
+              <w:keepLines/>
+              <w:shd w:val="clear" w:color="auto" w:fill="FFFFFF" w:themeFill="background1"/>
+              <w:spacing w:before="120" w:after="120" w:line="276" w:lineRule="auto"/>
+              <w:rPr>
+                <w:bCs/>
+                <w:iCs/>
+                <w:color w:val="000000" w:themeColor="text1"/>
+              </w:rPr>
+            </w:pPr>
+            <w:r>
+              <w:rPr>
+                <w:bCs/>
+                <w:iCs/>
+                <w:color w:val="000000" w:themeColor="text1"/>
+                <w:spacing w:val="-6"/>
+                <w:lang w:val="vi-VN"/>
+              </w:rPr>
+              <w:t>QTQL/ĐT&amp;HTQT/03/BM1</w:t>
+            </w:r>
+            <w:r>
+              <w:rPr>
+                <w:bCs/>
+                <w:iCs/>
+                <w:color w:val="000000" w:themeColor="text1"/>
+                <w:spacing w:val="-6"/>
+              </w:rPr>
+              <w:t>5</w:t>
+            </w:r>
+          </w:p>
+        </w:tc>
+        <w:tc>
+          <w:tcPr>
+            <w:tcW w:w="851" w:type="dxa"/>
+          </w:tcPr>
+          <w:p>
+            <w:pPr>
+              <w:shd w:val="clear" w:color="auto" w:fill="FFFFFF" w:themeFill="background1"/>
+              <w:spacing w:before="120" w:after="120" w:line="276" w:lineRule="auto"/>
+              <w:jc w:val="center"/>
+              <w:rPr>
+                <w:b/>
+                <w:color w:val="000000" w:themeColor="text1"/>
+              </w:rPr>
+            </w:pPr>
+            <w:r>
+              <w:rPr>
+                <w:b/>
+                <w:color w:val="000000" w:themeColor="text1"/>
+              </w:rPr>
+              <w:t>[[Hoanphico]]</w:t>
+            </w:r>
+          </w:p>
+        </w:tc>
+        <w:tc>
+          <w:tcPr>
+            <w:tcW w:w="992" w:type="dxa"/>
+          </w:tcPr>
+          <w:p>
+            <w:pPr>
+              <w:shd w:val="clear" w:color="auto" w:fill="FFFFFF" w:themeFill="background1"/>
+              <w:spacing w:before="120" w:after="120" w:line="276" w:lineRule="auto"/>
+              <w:jc w:val="center"/>
+              <w:rPr>
+                <w:b/>
+                <w:color w:val="000000" w:themeColor="text1"/>
+              </w:rPr>
+            </w:pPr>
+            <w:r>
+              <w:rPr>
+                <w:b/>
+                <w:color w:val="000000" w:themeColor="text1"/>
+              </w:rPr>
+              <w:t>[[Hoanphikhong]]</w:t>
+            </w:r>
+          </w:p>
+        </w:tc>
+      </w:tr>
+      <w:tr>
+        <w:tc>
+          <w:tcPr>
+            <w:tcW w:w="670" w:type="dxa"/>
+            <w:vAlign w:val="center"/>
+          </w:tcPr>
+          <w:p>
+            <w:pPr>
+              <w:numPr>
+                <w:ilvl w:val="0"/>
+                <w:numId w:val="1"/>
+              </w:numPr>
+              <w:shd w:val="clear" w:color="auto" w:fill="FFFFFF" w:themeFill="background1"/>
+              <w:spacing w:before="120" w:after="120" w:line="276" w:lineRule="auto"/>
+              <w:ind w:left="527" w:hanging="357"/>
+              <w:contextualSpacing/>
+              <w:jc w:val="center"/>
+              <w:rPr>
+                <w:color w:val="000000" w:themeColor="text1"/>
+              </w:rPr>
+            </w:pPr>
+          </w:p>
+        </w:tc>
+        <w:tc>
+          <w:tcPr>
+            <w:tcW w:w="4954" w:type="dxa"/>
+            <w:vAlign w:val="center"/>
+          </w:tcPr>
+          <w:p>
+            <w:pPr>
+              <w:keepNext/>
+              <w:keepLines/>
+              <w:shd w:val="clear" w:color="auto" w:fill="FFFFFF" w:themeFill="background1"/>
+              <w:spacing w:before="120" w:after="120" w:line="276" w:lineRule="auto"/>
+              <w:ind w:right="-43"/>
+              <w:rPr>
+                <w:color w:val="000000" w:themeColor="text1"/>
+                <w:lang w:val="vi-VN"/>
+              </w:rPr>
+            </w:pPr>
+            <w:r>
+              <w:rPr>
+                <w:color w:val="000000" w:themeColor="text1"/>
+                <w:sz w:val="26"/>
+                <w:szCs w:val="26"/>
+                <w:lang w:val="vi-VN"/>
+              </w:rPr>
+              <w:t>Quyết toán kinh phí công tác đào tạo liên tục</w:t>
+            </w:r>
+          </w:p>
+        </w:tc>
+        <w:tc>
+          <w:tcPr>
+            <w:tcW w:w="3176" w:type="dxa"/>
+            <w:vAlign w:val="center"/>
+          </w:tcPr>
+          <w:p>
+            <w:pPr>
+              <w:keepNext/>
+              <w:keepLines/>
+              <w:shd w:val="clear" w:color="auto" w:fill="FFFFFF" w:themeFill="background1"/>
+              <w:spacing w:before="120" w:after="120" w:line="276" w:lineRule="auto"/>
+              <w:rPr>
+                <w:bCs/>
+                <w:iCs/>
+                <w:color w:val="000000" w:themeColor="text1"/>
+              </w:rPr>
+            </w:pPr>
+            <w:r>
+              <w:rPr>
+                <w:bCs/>
+                <w:iCs/>
+                <w:color w:val="000000" w:themeColor="text1"/>
+                <w:spacing w:val="-6"/>
+                <w:lang w:val="vi-VN"/>
+              </w:rPr>
+              <w:t>QTQL/ĐT&amp;HTQT/03/BM1</w:t>
+            </w:r>
+            <w:r>
+              <w:rPr>
+                <w:bCs/>
+                <w:iCs/>
+                <w:color w:val="000000" w:themeColor="text1"/>
+                <w:spacing w:val="-6"/>
+              </w:rPr>
+              <w:t>7</w:t>
+            </w:r>
+          </w:p>
+        </w:tc>
+        <w:tc>
+          <w:tcPr>
+            <w:tcW w:w="851" w:type="dxa"/>
+          </w:tcPr>
+          <w:p>
+            <w:pPr>
+              <w:shd w:val="clear" w:color="auto" w:fill="FFFFFF" w:themeFill="background1"/>
+              <w:spacing w:before="120" w:after="120" w:line="276" w:lineRule="auto"/>
+              <w:jc w:val="center"/>
+              <w:rPr>
+                <w:b/>
+                <w:color w:val="000000" w:themeColor="text1"/>
+              </w:rPr>
+            </w:pPr>
+            <w:r>
+              <w:rPr>
+                <w:b/>
+                <w:color w:val="000000" w:themeColor="text1"/>
+              </w:rPr>
+              <w:t>[[Qtkinhphico]]</w:t>
+            </w:r>
+          </w:p>
+        </w:tc>
+        <w:tc>
+          <w:tcPr>
+            <w:tcW w:w="992" w:type="dxa"/>
+          </w:tcPr>
+          <w:p>
+            <w:pPr>
+              <w:shd w:val="clear" w:color="auto" w:fill="FFFFFF" w:themeFill="background1"/>
+              <w:spacing w:before="120" w:after="120" w:line="276" w:lineRule="auto"/>
+              <w:jc w:val="center"/>
+              <w:rPr>
+                <w:b/>
+                <w:color w:val="000000" w:themeColor="text1"/>
+              </w:rPr>
+            </w:pPr>
+            <w:r>
+              <w:rPr>
+                <w:b/>
+                <w:color w:val="000000" w:themeColor="text1"/>
+              </w:rPr>
+              <w:t>[[Qtkinhphikhong]]</w:t>
+            </w:r>
+          </w:p>
+        </w:tc>
+      </w:tr>
+      <w:tr>
+        <w:tc>
+          <w:tcPr>
+            <w:tcW w:w="670" w:type="dxa"/>
+            <w:vAlign w:val="center"/>
+          </w:tcPr>
+          <w:p>
+            <w:pPr>
+              <w:numPr>
+                <w:ilvl w:val="0"/>
+                <w:numId w:val="1"/>
+              </w:numPr>
+              <w:shd w:val="clear" w:color="auto" w:fill="FFFFFF" w:themeFill="background1"/>
+              <w:spacing w:before="120" w:after="120" w:line="276" w:lineRule="auto"/>
+              <w:ind w:left="527" w:hanging="357"/>
+              <w:contextualSpacing/>
+              <w:jc w:val="center"/>
+              <w:rPr>
+                <w:color w:val="000000" w:themeColor="text1"/>
+              </w:rPr>
+            </w:pPr>
+          </w:p>
+        </w:tc>
+        <w:tc>
+          <w:tcPr>
+            <w:tcW w:w="4954" w:type="dxa"/>
+            <w:vAlign w:val="center"/>
+          </w:tcPr>
+          <w:p>
+            <w:pPr>
+              <w:keepNext/>
+              <w:keepLines/>
+              <w:shd w:val="clear" w:color="auto" w:fill="FFFFFF" w:themeFill="background1"/>
+              <w:spacing w:before="120" w:after="120" w:line="276" w:lineRule="auto"/>
+              <w:ind w:right="-43"/>
+              <w:rPr>
+                <w:color w:val="000000" w:themeColor="text1"/>
+                <w:lang w:val="vi-VN"/>
+              </w:rPr>
+            </w:pPr>
+            <w:r>
+              <w:rPr>
+                <w:color w:val="000000" w:themeColor="text1"/>
+                <w:sz w:val="26"/>
+                <w:szCs w:val="26"/>
+                <w:lang w:val="vi-VN"/>
+              </w:rPr>
+              <w:t>Bảng điểm danh học viên</w:t>
+            </w:r>
+          </w:p>
+        </w:tc>
+        <w:tc>
+          <w:tcPr>
+            <w:tcW w:w="3176" w:type="dxa"/>
+            <w:vAlign w:val="center"/>
+          </w:tcPr>
+          <w:p>
+            <w:pPr>
+              <w:keepNext/>
+              <w:keepLines/>
+              <w:shd w:val="clear" w:color="auto" w:fill="FFFFFF" w:themeFill="background1"/>
+              <w:spacing w:before="120" w:after="120" w:line="276" w:lineRule="auto"/>
+              <w:rPr>
+                <w:bCs/>
+                <w:iCs/>
+                <w:color w:val="000000" w:themeColor="text1"/>
+              </w:rPr>
+            </w:pPr>
+            <w:r>
+              <w:rPr>
+                <w:bCs/>
+                <w:iCs/>
+                <w:color w:val="000000" w:themeColor="text1"/>
+                <w:spacing w:val="-6"/>
+                <w:lang w:val="vi-VN"/>
+              </w:rPr>
+              <w:t>QTQL/ĐT&amp;HTQT/03/BM1</w:t>
+            </w:r>
+            <w:r>
+              <w:rPr>
+                <w:bCs/>
+                <w:iCs/>
+                <w:color w:val="000000" w:themeColor="text1"/>
+                <w:spacing w:val="-6"/>
+              </w:rPr>
+              <w:t>8</w:t>
+            </w:r>
+          </w:p>
+        </w:tc>
+        <w:tc>
+          <w:tcPr>
+            <w:tcW w:w="851" w:type="dxa"/>
+          </w:tcPr>
+          <w:p>
+            <w:pPr>
+              <w:shd w:val="clear" w:color="auto" w:fill="FFFFFF" w:themeFill="background1"/>
+              <w:spacing w:before="120" w:after="120" w:line="276" w:lineRule="auto"/>
+              <w:jc w:val="center"/>
+              <w:rPr>
+                <w:b/>
+                <w:color w:val="000000" w:themeColor="text1"/>
+              </w:rPr>
+            </w:pPr>
+            <w:r>
+              <w:rPr>
+                <w:b/>
+                <w:color w:val="000000" w:themeColor="text1"/>
+              </w:rPr>
+              <w:t>[[Diemdanhco]]</w:t>
+            </w:r>
+          </w:p>
+        </w:tc>
+        <w:tc>
+          <w:tcPr>
+            <w:tcW w:w="992" w:type="dxa"/>
+          </w:tcPr>
+          <w:p>
+            <w:pPr>
+              <w:shd w:val="clear" w:color="auto" w:fill="FFFFFF" w:themeFill="background1"/>
+              <w:spacing w:before="120" w:after="120" w:line="276" w:lineRule="auto"/>
+              <w:jc w:val="center"/>
+              <w:rPr>
+                <w:b/>
+                <w:color w:val="000000" w:themeColor="text1"/>
+              </w:rPr>
+            </w:pPr>
+            <w:r>
+              <w:rPr>
+                <w:b/>
+                <w:color w:val="000000" w:themeColor="text1"/>
+              </w:rPr>
+              <w:t>[[Diemdanhkhong]]</w:t>
+            </w:r>
+          </w:p>
+        </w:tc>
+      </w:tr>
+      <w:tr>
+        <w:tc>
+          <w:tcPr>
+            <w:tcW w:w="670" w:type="dxa"/>
+            <w:vAlign w:val="center"/>
+          </w:tcPr>
+          <w:p>
+            <w:pPr>
+              <w:numPr>
+                <w:ilvl w:val="0"/>
+                <w:numId w:val="1"/>
+              </w:numPr>
+              <w:shd w:val="clear" w:color="auto" w:fill="FFFFFF" w:themeFill="background1"/>
+              <w:spacing w:before="120" w:after="120" w:line="276" w:lineRule="auto"/>
+              <w:ind w:left="527" w:hanging="357"/>
+              <w:contextualSpacing/>
+              <w:jc w:val="center"/>
+              <w:rPr>
+                <w:color w:val="000000" w:themeColor="text1"/>
+              </w:rPr>
+            </w:pPr>
+          </w:p>
+        </w:tc>
+        <w:tc>
+          <w:tcPr>
+            <w:tcW w:w="4954" w:type="dxa"/>
+            <w:vAlign w:val="center"/>
+          </w:tcPr>
+          <w:p>
+            <w:pPr>
+              <w:keepNext/>
+              <w:keepLines/>
+              <w:shd w:val="clear" w:color="auto" w:fill="FFFFFF" w:themeFill="background1"/>
+              <w:spacing w:before="120" w:after="120" w:line="276" w:lineRule="auto"/>
+              <w:ind w:right="-45"/>
+              <w:rPr>
+                <w:color w:val="000000" w:themeColor="text1"/>
+                <w:lang w:val="vi-VN"/>
+              </w:rPr>
+            </w:pPr>
+            <w:r>
+              <w:rPr>
+                <w:color w:val="000000" w:themeColor="text1"/>
+                <w:sz w:val="26"/>
+                <w:szCs w:val="26"/>
+                <w:lang w:val="vi-VN"/>
+              </w:rPr>
+              <w:t>Sổ theo dõi học tập</w:t>
+            </w:r>
+          </w:p>
+        </w:tc>
+        <w:tc>
+          <w:tcPr>
+            <w:tcW w:w="3176" w:type="dxa"/>
+            <w:vAlign w:val="center"/>
+          </w:tcPr>
+          <w:p>
+            <w:pPr>
+              <w:keepNext/>
+              <w:keepLines/>
+              <w:shd w:val="clear" w:color="auto" w:fill="FFFFFF" w:themeFill="background1"/>
+              <w:spacing w:before="120" w:after="120" w:line="276" w:lineRule="auto"/>
+              <w:rPr>
+                <w:bCs/>
+                <w:iCs/>
+                <w:color w:val="000000" w:themeColor="text1"/>
+              </w:rPr>
+            </w:pPr>
+            <w:r>
+              <w:rPr>
+                <w:bCs/>
+                <w:iCs/>
+                <w:color w:val="000000" w:themeColor="text1"/>
+                <w:spacing w:val="-6"/>
+                <w:lang w:val="vi-VN"/>
+              </w:rPr>
+              <w:t>QTQL/ĐT&amp;HTQT/01/BM1</w:t>
+            </w:r>
+            <w:r>
+              <w:rPr>
+                <w:bCs/>
+                <w:iCs/>
+                <w:color w:val="000000" w:themeColor="text1"/>
+                <w:spacing w:val="-6"/>
+              </w:rPr>
+              <w:t>9</w:t>
+            </w:r>
+          </w:p>
+        </w:tc>
+        <w:tc>
+          <w:tcPr>
+            <w:tcW w:w="851" w:type="dxa"/>
+          </w:tcPr>
+          <w:p>
+            <w:pPr>
+              <w:shd w:val="clear" w:color="auto" w:fill="FFFFFF" w:themeFill="background1"/>
+              <w:spacing w:before="120" w:after="120" w:line="276" w:lineRule="auto"/>
+              <w:jc w:val="center"/>
+              <w:rPr>
+                <w:b/>
+                <w:color w:val="000000" w:themeColor="text1"/>
+              </w:rPr>
+            </w:pPr>
+            <w:r>
+              <w:rPr>
+                <w:b/>
+                <w:color w:val="000000" w:themeColor="text1"/>
+              </w:rPr>
+              <w:t>[[Sohoctapco]]</w:t>
+            </w:r>
+          </w:p>
+        </w:tc>
+        <w:tc>
+          <w:tcPr>
+            <w:tcW w:w="992" w:type="dxa"/>
+          </w:tcPr>
+          <w:p>
+            <w:pPr>
+              <w:shd w:val="clear" w:color="auto" w:fill="FFFFFF" w:themeFill="background1"/>
+              <w:spacing w:before="120" w:after="120" w:line="276" w:lineRule="auto"/>
+              <w:jc w:val="center"/>
+              <w:rPr>
+                <w:b/>
+                <w:color w:val="000000" w:themeColor="text1"/>
+              </w:rPr>
+            </w:pPr>
+            <w:r>
+              <w:rPr>
+                <w:b/>
+                <w:color w:val="000000" w:themeColor="text1"/>
+              </w:rPr>
+              <w:t>[[Sohoctapkhong]]</w:t>
+            </w:r>
+          </w:p>
+        </w:tc>
+      </w:tr>
+      <w:tr>
+        <w:tc>
+          <w:tcPr>
+            <w:tcW w:w="670" w:type="dxa"/>
+            <w:vAlign w:val="center"/>
+          </w:tcPr>
+          <w:p>
+            <w:pPr>
+              <w:numPr>
+                <w:ilvl w:val="0"/>
+                <w:numId w:val="1"/>
+              </w:numPr>
+              <w:shd w:val="clear" w:color="auto" w:fill="FFFFFF" w:themeFill="background1"/>
+              <w:spacing w:before="120" w:after="120" w:line="276" w:lineRule="auto"/>
+              <w:ind w:left="527" w:hanging="357"/>
+              <w:contextualSpacing/>
+              <w:jc w:val="center"/>
+              <w:rPr>
+                <w:color w:val="000000" w:themeColor="text1"/>
+              </w:rPr>
+            </w:pPr>
+          </w:p>
+        </w:tc>
+        <w:tc>
+          <w:tcPr>
+            <w:tcW w:w="4954" w:type="dxa"/>
+            <w:vAlign w:val="center"/>
+          </w:tcPr>
+          <w:p>
+            <w:pPr>
+              <w:keepNext/>
+              <w:keepLines/>
+              <w:shd w:val="clear" w:color="auto" w:fill="FFFFFF" w:themeFill="background1"/>
+              <w:spacing w:before="120" w:after="120" w:line="276" w:lineRule="auto"/>
+              <w:ind w:right="-45"/>
+              <w:rPr>
+                <w:color w:val="000000" w:themeColor="text1"/>
+                <w:lang w:val="vi-VN"/>
+              </w:rPr>
+            </w:pPr>
+            <w:r>
+              <w:rPr>
+                <w:color w:val="000000" w:themeColor="text1"/>
+                <w:sz w:val="26"/>
+                <w:szCs w:val="26"/>
+                <w:lang w:val="vi-VN"/>
+              </w:rPr>
+              <w:t>Giấy giới thiệu</w:t>
+            </w:r>
+          </w:p>
+        </w:tc>
+        <w:tc>
+          <w:tcPr>
+            <w:tcW w:w="3176" w:type="dxa"/>
+            <w:vAlign w:val="center"/>
+          </w:tcPr>
+          <w:p>
+            <w:pPr>
+              <w:keepNext/>
+              <w:keepLines/>
+              <w:shd w:val="clear" w:color="auto" w:fill="FFFFFF" w:themeFill="background1"/>
+              <w:spacing w:before="120" w:after="120" w:line="276" w:lineRule="auto"/>
+              <w:rPr>
+                <w:bCs/>
+                <w:iCs/>
+                <w:color w:val="000000" w:themeColor="text1"/>
+              </w:rPr>
+            </w:pPr>
+            <w:r>
+              <w:rPr>
+                <w:bCs/>
+                <w:iCs/>
+                <w:color w:val="000000" w:themeColor="text1"/>
+                <w:spacing w:val="-6"/>
+                <w:lang w:val="vi-VN"/>
+              </w:rPr>
+              <w:t>QTQL/ĐT&amp;HTQT/03/BM</w:t>
+            </w:r>
+            <w:r>
+              <w:rPr>
+                <w:bCs/>
+                <w:iCs/>
+                <w:color w:val="000000" w:themeColor="text1"/>
+                <w:spacing w:val="-6"/>
+              </w:rPr>
+              <w:t>20</w:t>
+            </w:r>
+          </w:p>
+        </w:tc>
+        <w:tc>
+          <w:tcPr>
+            <w:tcW w:w="851" w:type="dxa"/>
+          </w:tcPr>
+          <w:p>
+            <w:pPr>
+              <w:shd w:val="clear" w:color="auto" w:fill="FFFFFF" w:themeFill="background1"/>
+              <w:spacing w:before="120" w:after="120" w:line="276" w:lineRule="auto"/>
+              <w:jc w:val="center"/>
+              <w:rPr>
+                <w:b/>
+                <w:color w:val="000000" w:themeColor="text1"/>
+              </w:rPr>
+            </w:pPr>
+            <w:r>
+              <w:rPr>
+                <w:b/>
+                <w:color w:val="000000" w:themeColor="text1"/>
+              </w:rPr>
+              <w:t>[[Gioithieuco]]</w:t>
+            </w:r>
+          </w:p>
+        </w:tc>
+        <w:tc>
+          <w:tcPr>
+            <w:tcW w:w="992" w:type="dxa"/>
+          </w:tcPr>
+          <w:p>
+            <w:pPr>
+              <w:shd w:val="clear" w:color="auto" w:fill="FFFFFF" w:themeFill="background1"/>
+              <w:spacing w:before="120" w:after="120" w:line="276" w:lineRule="auto"/>
+              <w:jc w:val="center"/>
+              <w:rPr>
+                <w:b/>
+                <w:color w:val="000000" w:themeColor="text1"/>
+              </w:rPr>
+            </w:pPr>
+            <w:r>
+              <w:rPr>
+                <w:b/>
+                <w:color w:val="000000" w:themeColor="text1"/>
+              </w:rPr>
+              <w:t>[[Gioithieukhong]]</w:t>
+            </w:r>
+          </w:p>
+        </w:tc>
+      </w:tr>
+      <w:tr>
+        <w:tc>
+          <w:tcPr>
+            <w:tcW w:w="670" w:type="dxa"/>
+            <w:vAlign w:val="center"/>
+          </w:tcPr>
+          <w:p>
+            <w:pPr>
+              <w:numPr>
+                <w:ilvl w:val="0"/>
+                <w:numId w:val="1"/>
+              </w:numPr>
+              <w:shd w:val="clear" w:color="auto" w:fill="FFFFFF" w:themeFill="background1"/>
+              <w:spacing w:before="120" w:after="120" w:line="276" w:lineRule="auto"/>
+              <w:ind w:left="527" w:hanging="357"/>
+              <w:contextualSpacing/>
+              <w:jc w:val="center"/>
+              <w:rPr>
+                <w:color w:val="000000" w:themeColor="text1"/>
+              </w:rPr>
+            </w:pPr>
+          </w:p>
+        </w:tc>
+        <w:tc>
+          <w:tcPr>
+            <w:tcW w:w="4954" w:type="dxa"/>
+            <w:vAlign w:val="center"/>
+          </w:tcPr>
+          <w:p>
+            <w:pPr>
+              <w:shd w:val="clear" w:color="auto" w:fill="FFFFFF" w:themeFill="background1"/>
+              <w:spacing w:before="120" w:after="120" w:line="276" w:lineRule="auto"/>
+              <w:ind w:right="-45"/>
+              <w:rPr>
+                <w:color w:val="000000" w:themeColor="text1"/>
+                <w:lang w:val="vi-VN"/>
+              </w:rPr>
+            </w:pPr>
+            <w:r>
+              <w:rPr>
+                <w:color w:val="000000" w:themeColor="text1"/>
+                <w:sz w:val="26"/>
+                <w:szCs w:val="26"/>
+                <w:lang w:val="vi-VN"/>
+              </w:rPr>
+              <w:t>Báo cáo dành cho học viên</w:t>
+            </w:r>
+          </w:p>
+        </w:tc>
+        <w:tc>
+          <w:tcPr>
+            <w:tcW w:w="3176" w:type="dxa"/>
+            <w:vAlign w:val="center"/>
+          </w:tcPr>
+          <w:p>
+            <w:pPr>
+              <w:shd w:val="clear" w:color="auto" w:fill="FFFFFF" w:themeFill="background1"/>
+              <w:spacing w:before="120" w:after="120" w:line="276" w:lineRule="auto"/>
+              <w:rPr>
+                <w:bCs/>
+                <w:iCs/>
+                <w:color w:val="000000" w:themeColor="text1"/>
+              </w:rPr>
+            </w:pPr>
+            <w:r>
+              <w:rPr>
+                <w:bCs/>
+                <w:iCs/>
+                <w:color w:val="000000" w:themeColor="text1"/>
+                <w:spacing w:val="-6"/>
+                <w:lang w:val="vi-VN"/>
+              </w:rPr>
+              <w:t>QTQL/ĐT&amp;HTQT/03/BM</w:t>
+            </w:r>
+            <w:r>
+              <w:rPr>
+                <w:bCs/>
+                <w:iCs/>
+                <w:color w:val="000000" w:themeColor="text1"/>
+                <w:spacing w:val="-6"/>
+              </w:rPr>
+              <w:t>21</w:t>
+            </w:r>
+          </w:p>
+        </w:tc>
+        <w:tc>
+          <w:tcPr>
+            <w:tcW w:w="851" w:type="dxa"/>
+          </w:tcPr>
+          <w:p>
+            <w:pPr>
+              <w:shd w:val="clear" w:color="auto" w:fill="FFFFFF" w:themeFill="background1"/>
+              <w:spacing w:before="120" w:after="120" w:line="276" w:lineRule="auto"/>
+              <w:jc w:val="center"/>
+              <w:rPr>
+                <w:b/>
+                <w:color w:val="000000" w:themeColor="text1"/>
+              </w:rPr>
+            </w:pPr>
+            <w:r>
+              <w:rPr>
+                <w:b/>
+                <w:color w:val="000000" w:themeColor="text1"/>
+              </w:rPr>
+              <w:t>[[Baocaoco]]</w:t>
+            </w:r>
+          </w:p>
+        </w:tc>
+        <w:tc>
+          <w:tcPr>
+            <w:tcW w:w="992" w:type="dxa"/>
+          </w:tcPr>
+          <w:p>
+            <w:pPr>
+              <w:shd w:val="clear" w:color="auto" w:fill="FFFFFF" w:themeFill="background1"/>
+              <w:spacing w:before="120" w:after="120" w:line="276" w:lineRule="auto"/>
+              <w:jc w:val="center"/>
+              <w:rPr>
+                <w:b/>
+                <w:color w:val="000000" w:themeColor="text1"/>
+              </w:rPr>
+            </w:pPr>
+            <w:r>
+              <w:rPr>
+                <w:b/>
+                <w:color w:val="000000" w:themeColor="text1"/>
+              </w:rPr>
+              <w:t>[[Baocaokhong]]</w:t>
+            </w:r>
+          </w:p>
+        </w:tc>
+      </w:tr>
+      <w:tr>
+        <w:tc>
+          <w:tcPr>
+            <w:tcW w:w="670" w:type="dxa"/>
+            <w:vAlign w:val="center"/>
+          </w:tcPr>
+          <w:p>
+            <w:pPr>
+              <w:numPr>
+                <w:ilvl w:val="0"/>
+                <w:numId w:val="1"/>
+              </w:numPr>
+              <w:shd w:val="clear" w:color="auto" w:fill="FFFFFF" w:themeFill="background1"/>
+              <w:spacing w:before="120" w:after="120" w:line="276" w:lineRule="auto"/>
+              <w:ind w:left="527" w:hanging="357"/>
+              <w:contextualSpacing/>
+              <w:jc w:val="center"/>
+              <w:rPr>
+                <w:color w:val="000000" w:themeColor="text1"/>
+              </w:rPr>
+            </w:pPr>
+          </w:p>
+        </w:tc>
+        <w:tc>
+          <w:tcPr>
+            <w:tcW w:w="4954" w:type="dxa"/>
+            <w:vAlign w:val="center"/>
+          </w:tcPr>
+          <w:p>
+            <w:pPr>
+              <w:shd w:val="clear" w:color="auto" w:fill="FFFFFF" w:themeFill="background1"/>
+              <w:spacing w:before="120" w:after="120" w:line="276" w:lineRule="auto"/>
+              <w:ind w:right="-45"/>
+              <w:rPr>
+                <w:color w:val="000000" w:themeColor="text1"/>
+                <w:lang w:val="vi-VN"/>
+              </w:rPr>
+            </w:pPr>
+            <w:r>
+              <w:rPr>
+                <w:color w:val="000000" w:themeColor="text1"/>
+                <w:sz w:val="26"/>
+                <w:szCs w:val="26"/>
+                <w:lang w:val="vi-VN"/>
+              </w:rPr>
+              <w:t>Giấy xin bảo lưu kết quả học tập</w:t>
+            </w:r>
+          </w:p>
+        </w:tc>
+        <w:tc>
+          <w:tcPr>
+            <w:tcW w:w="3176" w:type="dxa"/>
+            <w:vAlign w:val="center"/>
+          </w:tcPr>
+          <w:p>
+            <w:pPr>
+              <w:shd w:val="clear" w:color="auto" w:fill="FFFFFF" w:themeFill="background1"/>
+              <w:spacing w:before="120" w:after="120" w:line="276" w:lineRule="auto"/>
+              <w:rPr>
+                <w:bCs/>
+                <w:iCs/>
+                <w:color w:val="000000" w:themeColor="text1"/>
+              </w:rPr>
+            </w:pPr>
+            <w:r>
+              <w:rPr>
+                <w:bCs/>
+                <w:iCs/>
+                <w:color w:val="000000" w:themeColor="text1"/>
+                <w:spacing w:val="-6"/>
+                <w:lang w:val="vi-VN"/>
+              </w:rPr>
+              <w:t>QTQL/ĐT&amp;HTQT/03/BM</w:t>
+            </w:r>
+            <w:r>
+              <w:rPr>
+                <w:bCs/>
+                <w:iCs/>
+                <w:color w:val="000000" w:themeColor="text1"/>
+                <w:spacing w:val="-6"/>
+              </w:rPr>
+              <w:t>22</w:t>
+            </w:r>
+          </w:p>
+        </w:tc>
+        <w:tc>
+          <w:tcPr>
+            <w:tcW w:w="851" w:type="dxa"/>
+          </w:tcPr>
+          <w:p>
+            <w:pPr>
+              <w:shd w:val="clear" w:color="auto" w:fill="FFFFFF" w:themeFill="background1"/>
+              <w:spacing w:before="120" w:after="120" w:line="276" w:lineRule="auto"/>
+              <w:jc w:val="center"/>
+              <w:rPr>
+                <w:b/>
+                <w:color w:val="000000" w:themeColor="text1"/>
+              </w:rPr>
+            </w:pPr>
+            <w:r>
+              <w:rPr>
+                <w:b/>
+                <w:color w:val="000000" w:themeColor="text1"/>
+              </w:rPr>
+              <w:t>[[Baoluuco]]</w:t>
+            </w:r>
+          </w:p>
+        </w:tc>
+        <w:tc>
+          <w:tcPr>
+            <w:tcW w:w="992" w:type="dxa"/>
+          </w:tcPr>
+          <w:p>
+            <w:pPr>
+              <w:shd w:val="clear" w:color="auto" w:fill="FFFFFF" w:themeFill="background1"/>
+              <w:spacing w:before="120" w:after="120" w:line="276" w:lineRule="auto"/>
+              <w:jc w:val="center"/>
+              <w:rPr>
+                <w:b/>
+                <w:color w:val="000000" w:themeColor="text1"/>
+              </w:rPr>
+            </w:pPr>
+            <w:r>
+              <w:rPr>
+                <w:b/>
+                <w:color w:val="000000" w:themeColor="text1"/>
+              </w:rPr>
+              <w:t>[[Baoluukhong]]</w:t>
+            </w:r>
+          </w:p>
+        </w:tc>
+      </w:tr>
+      <w:tr>
+        <w:tc>
+          <w:tcPr>
+            <w:tcW w:w="670" w:type="dxa"/>
+            <w:vAlign w:val="center"/>
+          </w:tcPr>
+          <w:p>
+            <w:pPr>
+              <w:numPr>
+                <w:ilvl w:val="0"/>
+                <w:numId w:val="1"/>
+              </w:numPr>
+              <w:shd w:val="clear" w:color="auto" w:fill="FFFFFF" w:themeFill="background1"/>
+              <w:spacing w:before="120" w:after="120" w:line="276" w:lineRule="auto"/>
+              <w:ind w:left="527" w:hanging="357"/>
+              <w:contextualSpacing/>
+              <w:jc w:val="center"/>
+              <w:rPr>
+                <w:color w:val="000000" w:themeColor="text1"/>
+              </w:rPr>
+            </w:pPr>
+          </w:p>
+        </w:tc>
+        <w:tc>
+          <w:tcPr>
+            <w:tcW w:w="4954" w:type="dxa"/>
+            <w:vAlign w:val="center"/>
+          </w:tcPr>
+          <w:p>
+            <w:pPr>
+              <w:shd w:val="clear" w:color="auto" w:fill="FFFFFF" w:themeFill="background1"/>
+              <w:spacing w:before="120" w:after="120" w:line="276" w:lineRule="auto"/>
+              <w:ind w:right="-45"/>
+              <w:rPr>
+                <w:color w:val="000000" w:themeColor="text1"/>
+                <w:lang w:val="vi-VN"/>
+              </w:rPr>
+            </w:pPr>
+            <w:r>
+              <w:rPr>
+                <w:color w:val="000000" w:themeColor="text1"/>
+                <w:sz w:val="26"/>
+                <w:szCs w:val="26"/>
+                <w:lang w:val="vi-VN"/>
+              </w:rPr>
+              <w:t>Đơn xin thôi học</w:t>
+            </w:r>
+          </w:p>
+        </w:tc>
+        <w:tc>
+          <w:tcPr>
+            <w:tcW w:w="3176" w:type="dxa"/>
+            <w:vAlign w:val="center"/>
+          </w:tcPr>
+          <w:p>
+            <w:pPr>
+              <w:shd w:val="clear" w:color="auto" w:fill="FFFFFF" w:themeFill="background1"/>
+              <w:spacing w:before="120" w:after="120" w:line="276" w:lineRule="auto"/>
+              <w:rPr>
+                <w:bCs/>
+                <w:iCs/>
+                <w:color w:val="000000" w:themeColor="text1"/>
+              </w:rPr>
+            </w:pPr>
+            <w:r>
+              <w:rPr>
+                <w:bCs/>
+                <w:iCs/>
+                <w:color w:val="000000" w:themeColor="text1"/>
+                <w:spacing w:val="-6"/>
+                <w:lang w:val="vi-VN"/>
+              </w:rPr>
+              <w:t>QTQL/ĐT&amp;HTQT/03/BM</w:t>
+            </w:r>
+            <w:r>
+              <w:rPr>
+                <w:bCs/>
+                <w:iCs/>
+                <w:color w:val="000000" w:themeColor="text1"/>
+                <w:spacing w:val="-6"/>
+              </w:rPr>
+              <w:t>23</w:t>
+            </w:r>
+          </w:p>
+        </w:tc>
+        <w:tc>
+          <w:tcPr>
+            <w:tcW w:w="851" w:type="dxa"/>
+          </w:tcPr>
+          <w:p>
+            <w:pPr>
+              <w:shd w:val="clear" w:color="auto" w:fill="FFFFFF" w:themeFill="background1"/>
+              <w:spacing w:before="120" w:after="120" w:line="276" w:lineRule="auto"/>
+              <w:jc w:val="center"/>
+              <w:rPr>
+                <w:b/>
+                <w:color w:val="000000" w:themeColor="text1"/>
+              </w:rPr>
+            </w:pPr>
+            <w:r>
+              <w:rPr>
+                <w:b/>
+                <w:color w:val="000000" w:themeColor="text1"/>
+              </w:rPr>
+              <w:t>[[Thoihocco]]</w:t>
+            </w:r>
+          </w:p>
+        </w:tc>
+        <w:tc>
+          <w:tcPr>
+            <w:tcW w:w="992" w:type="dxa"/>
+          </w:tcPr>
+          <w:p>
+            <w:pPr>
+              <w:shd w:val="clear" w:color="auto" w:fill="FFFFFF" w:themeFill="background1"/>
+              <w:spacing w:before="120" w:after="120" w:line="276" w:lineRule="auto"/>
+              <w:jc w:val="center"/>
+              <w:rPr>
+                <w:b/>
+                <w:color w:val="000000" w:themeColor="text1"/>
+              </w:rPr>
+            </w:pPr>
+            <w:r>
+              <w:rPr>
+                <w:b/>
+                <w:color w:val="000000" w:themeColor="text1"/>
+              </w:rPr>
+              <w:t>[[Thoihockhong]]</w:t>
+            </w:r>
+          </w:p>
+        </w:tc>
+      </w:tr>
+      <w:tr>
+        <w:tc>
+          <w:tcPr>
+            <w:tcW w:w="670" w:type="dxa"/>
+            <w:vAlign w:val="center"/>
+          </w:tcPr>
+          <w:p>
+            <w:pPr>
+              <w:numPr>
+                <w:ilvl w:val="0"/>
+                <w:numId w:val="1"/>
+              </w:numPr>
+              <w:shd w:val="clear" w:color="auto" w:fill="FFFFFF" w:themeFill="background1"/>
+              <w:spacing w:before="120" w:after="120" w:line="276" w:lineRule="auto"/>
+              <w:ind w:left="527" w:hanging="357"/>
+              <w:contextualSpacing/>
+              <w:jc w:val="center"/>
+              <w:rPr>
+                <w:color w:val="000000" w:themeColor="text1"/>
+              </w:rPr>
+            </w:pPr>
+          </w:p>
+        </w:tc>
+        <w:tc>
+          <w:tcPr>
+            <w:tcW w:w="4954" w:type="dxa"/>
+            <w:vAlign w:val="center"/>
+          </w:tcPr>
+          <w:p>
+            <w:pPr>
+              <w:shd w:val="clear" w:color="auto" w:fill="FFFFFF" w:themeFill="background1"/>
+              <w:spacing w:before="120" w:after="120" w:line="276" w:lineRule="auto"/>
+              <w:ind w:right="-45"/>
+              <w:rPr>
+                <w:color w:val="000000" w:themeColor="text1"/>
+                <w:lang w:val="vi-VN"/>
+              </w:rPr>
+            </w:pPr>
+            <w:r>
+              <w:rPr>
+                <w:color w:val="000000" w:themeColor="text1"/>
+                <w:sz w:val="26"/>
+                <w:szCs w:val="26"/>
+                <w:lang w:val="vi-VN"/>
+              </w:rPr>
+              <w:t>Phiếu nhận xét khoa đào tạo (dành cho học viên)</w:t>
+            </w:r>
+          </w:p>
+        </w:tc>
+        <w:tc>
+          <w:tcPr>
+            <w:tcW w:w="3176" w:type="dxa"/>
+            <w:vAlign w:val="center"/>
+          </w:tcPr>
+          <w:p>
+            <w:pPr>
+              <w:shd w:val="clear" w:color="auto" w:fill="FFFFFF" w:themeFill="background1"/>
+              <w:spacing w:before="120" w:after="120" w:line="276" w:lineRule="auto"/>
+              <w:rPr>
+                <w:bCs/>
+                <w:iCs/>
+                <w:color w:val="000000" w:themeColor="text1"/>
+              </w:rPr>
+            </w:pPr>
+            <w:r>
+              <w:rPr>
+                <w:bCs/>
+                <w:iCs/>
+                <w:color w:val="000000" w:themeColor="text1"/>
+                <w:spacing w:val="-6"/>
+                <w:lang w:val="vi-VN"/>
+              </w:rPr>
+              <w:t>QTQL/ĐT&amp;HTQT/03/BM</w:t>
+            </w:r>
+            <w:r>
+              <w:rPr>
+                <w:bCs/>
+                <w:iCs/>
+                <w:color w:val="000000" w:themeColor="text1"/>
+                <w:spacing w:val="-6"/>
+              </w:rPr>
+              <w:t>26</w:t>
+            </w:r>
+          </w:p>
+        </w:tc>
+        <w:tc>
+          <w:tcPr>
+            <w:tcW w:w="851" w:type="dxa"/>
+          </w:tcPr>
+          <w:p>
+            <w:pPr>
+              <w:shd w:val="clear" w:color="auto" w:fill="FFFFFF" w:themeFill="background1"/>
+              <w:spacing w:before="120" w:after="120" w:line="276" w:lineRule="auto"/>
+              <w:jc w:val="center"/>
+              <w:rPr>
+                <w:b/>
+                <w:color w:val="000000" w:themeColor="text1"/>
+              </w:rPr>
+            </w:pPr>
+            <w:r>
+              <w:rPr>
+                <w:b/>
+                <w:color w:val="000000" w:themeColor="text1"/>
+              </w:rPr>
+              <w:t>[[Nxkhoaco]]</w:t>
+            </w:r>
+          </w:p>
+        </w:tc>
+        <w:tc>
+          <w:tcPr>
+            <w:tcW w:w="992" w:type="dxa"/>
+          </w:tcPr>
+          <w:p>
+            <w:pPr>
+              <w:shd w:val="clear" w:color="auto" w:fill="FFFFFF" w:themeFill="background1"/>
+              <w:spacing w:before="120" w:after="120" w:line="276" w:lineRule="auto"/>
+              <w:jc w:val="center"/>
+              <w:rPr>
+                <w:b/>
+                <w:color w:val="000000" w:themeColor="text1"/>
+              </w:rPr>
+            </w:pPr>
+            <w:r>
+              <w:rPr>
+                <w:b/>
+                <w:color w:val="000000" w:themeColor="text1"/>
+              </w:rPr>
+              <w:t>[[Nxkhoakhong]]</w:t>
+            </w:r>
+          </w:p>
+        </w:tc>
+      </w:tr>
+      <w:tr>
+        <w:tc>
+          <w:tcPr>
+            <w:tcW w:w="670" w:type="dxa"/>
+            <w:vAlign w:val="center"/>
+          </w:tcPr>
+          <w:p>
+            <w:pPr>
+              <w:numPr>
+                <w:ilvl w:val="0"/>
+                <w:numId w:val="1"/>
+              </w:numPr>
+              <w:shd w:val="clear" w:color="auto" w:fill="FFFFFF" w:themeFill="background1"/>
+              <w:spacing w:before="120" w:after="120" w:line="276" w:lineRule="auto"/>
+              <w:ind w:left="527" w:hanging="357"/>
+              <w:contextualSpacing/>
+              <w:jc w:val="center"/>
+              <w:rPr>
+                <w:color w:val="000000" w:themeColor="text1"/>
+              </w:rPr>
+            </w:pPr>
+          </w:p>
+        </w:tc>
+        <w:tc>
+          <w:tcPr>
+            <w:tcW w:w="4954" w:type="dxa"/>
+            <w:vAlign w:val="center"/>
+          </w:tcPr>
+          <w:p>
+            <w:pPr>
+              <w:shd w:val="clear" w:color="auto" w:fill="FFFFFF" w:themeFill="background1"/>
+              <w:spacing w:before="120" w:after="120" w:line="276" w:lineRule="auto"/>
+              <w:ind w:right="-45"/>
+              <w:rPr>
+                <w:color w:val="000000" w:themeColor="text1"/>
+                <w:lang w:val="vi-VN"/>
+              </w:rPr>
+            </w:pPr>
+            <w:r>
+              <w:rPr>
+                <w:color w:val="000000" w:themeColor="text1"/>
+                <w:sz w:val="26"/>
+                <w:szCs w:val="26"/>
+                <w:lang w:val="vi-VN"/>
+              </w:rPr>
+              <w:t>Phiếu nhận xét khoá đào tạo</w:t>
+            </w:r>
+            <w:r>
+              <w:rPr>
+                <w:b/>
+                <w:bCs/>
+                <w:color w:val="000000" w:themeColor="text1"/>
+                <w:sz w:val="26"/>
+                <w:szCs w:val="26"/>
+                <w:lang w:val="vi-VN"/>
+              </w:rPr>
+              <w:t xml:space="preserve"> </w:t>
+            </w:r>
+            <w:r>
+              <w:rPr>
+                <w:color w:val="000000" w:themeColor="text1"/>
+                <w:sz w:val="26"/>
+                <w:szCs w:val="26"/>
+                <w:lang w:val="vi-VN"/>
+              </w:rPr>
+              <w:t>(dành cho giảng viên)</w:t>
+            </w:r>
+            <w:r>
+              <w:rPr>
+                <w:b/>
+                <w:bCs/>
+                <w:color w:val="000000" w:themeColor="text1"/>
+                <w:sz w:val="26"/>
+                <w:szCs w:val="26"/>
+                <w:lang w:val="vi-VN"/>
+              </w:rPr>
+              <w:t xml:space="preserve"> </w:t>
+            </w:r>
+          </w:p>
+        </w:tc>
+        <w:tc>
+          <w:tcPr>
+            <w:tcW w:w="3176" w:type="dxa"/>
+            <w:vAlign w:val="center"/>
+          </w:tcPr>
+          <w:p>
+            <w:pPr>
+              <w:shd w:val="clear" w:color="auto" w:fill="FFFFFF" w:themeFill="background1"/>
+              <w:spacing w:before="120" w:after="120" w:line="276" w:lineRule="auto"/>
+              <w:rPr>
+                <w:bCs/>
+                <w:iCs/>
+                <w:color w:val="000000" w:themeColor="text1"/>
+              </w:rPr>
+            </w:pPr>
+            <w:r>
+              <w:rPr>
+                <w:bCs/>
+                <w:iCs/>
+                <w:color w:val="000000" w:themeColor="text1"/>
+                <w:spacing w:val="-6"/>
+                <w:lang w:val="vi-VN"/>
+              </w:rPr>
+              <w:t>QTQL/ĐT&amp;HTQT/03/BM2</w:t>
+            </w:r>
+            <w:r>
+              <w:rPr>
+                <w:bCs/>
+                <w:iCs/>
+                <w:color w:val="000000" w:themeColor="text1"/>
+                <w:spacing w:val="-6"/>
+              </w:rPr>
+              <w:t>7</w:t>
+            </w:r>
+          </w:p>
+        </w:tc>
+        <w:tc>
+          <w:tcPr>
+            <w:tcW w:w="851" w:type="dxa"/>
+          </w:tcPr>
+          <w:p>
+            <w:pPr>
+              <w:shd w:val="clear" w:color="auto" w:fill="FFFFFF" w:themeFill="background1"/>
+              <w:spacing w:before="120" w:after="120" w:line="276" w:lineRule="auto"/>
+              <w:jc w:val="center"/>
+              <w:rPr>
+                <w:b/>
+                <w:color w:val="000000" w:themeColor="text1"/>
+              </w:rPr>
+            </w:pPr>
+            <w:r>
+              <w:rPr>
+                <w:b/>
+                <w:color w:val="000000" w:themeColor="text1"/>
+              </w:rPr>
+              <w:t>[[Nxkhoadtco]]</w:t>
+            </w:r>
+          </w:p>
+        </w:tc>
+        <w:tc>
+          <w:tcPr>
+            <w:tcW w:w="992" w:type="dxa"/>
+          </w:tcPr>
+          <w:p>
+            <w:pPr>
+              <w:shd w:val="clear" w:color="auto" w:fill="FFFFFF" w:themeFill="background1"/>
+              <w:spacing w:before="120" w:after="120" w:line="276" w:lineRule="auto"/>
+              <w:jc w:val="center"/>
+              <w:rPr>
+                <w:b/>
+                <w:color w:val="000000" w:themeColor="text1"/>
+              </w:rPr>
+            </w:pPr>
+            <w:r>
+              <w:rPr>
+                <w:b/>
+                <w:color w:val="000000" w:themeColor="text1"/>
+              </w:rPr>
+              <w:t>[[Nxkhoadtkhong]]</w:t>
+            </w:r>
+          </w:p>
+        </w:tc>
+      </w:tr>
+      <w:tr>
+        <w:tc>
+          <w:tcPr>
+            <w:tcW w:w="670" w:type="dxa"/>
+            <w:vAlign w:val="center"/>
+          </w:tcPr>
+          <w:p>
+            <w:pPr>
+              <w:numPr>
+                <w:ilvl w:val="0"/>
+                <w:numId w:val="1"/>
+              </w:numPr>
+              <w:shd w:val="clear" w:color="auto" w:fill="FFFFFF" w:themeFill="background1"/>
+              <w:spacing w:before="120" w:after="120" w:line="276" w:lineRule="auto"/>
+              <w:ind w:left="527" w:hanging="357"/>
+              <w:contextualSpacing/>
+              <w:jc w:val="center"/>
+              <w:rPr>
+                <w:color w:val="000000" w:themeColor="text1"/>
+              </w:rPr>
+            </w:pPr>
+          </w:p>
+        </w:tc>
+        <w:tc>
+          <w:tcPr>
+            <w:tcW w:w="4954" w:type="dxa"/>
+            <w:vAlign w:val="center"/>
+          </w:tcPr>
+          <w:p>
+            <w:pPr>
+              <w:shd w:val="clear" w:color="auto" w:fill="FFFFFF" w:themeFill="background1"/>
+              <w:spacing w:before="120" w:after="120" w:line="276" w:lineRule="auto"/>
+              <w:ind w:right="-45"/>
+              <w:rPr>
+                <w:color w:val="000000" w:themeColor="text1"/>
+                <w:lang w:val="vi-VN"/>
+              </w:rPr>
+            </w:pPr>
+            <w:r>
+              <w:rPr>
+                <w:color w:val="000000" w:themeColor="text1"/>
+                <w:sz w:val="26"/>
+                <w:szCs w:val="26"/>
+                <w:lang w:val="vi-VN"/>
+              </w:rPr>
+              <w:t>Quyết định về việc kết thúc và công nhận kết quả tốt nghiệp cho học viên khoá đào tạo liên tục</w:t>
+            </w:r>
+          </w:p>
+        </w:tc>
+        <w:tc>
+          <w:tcPr>
+            <w:tcW w:w="3176" w:type="dxa"/>
+            <w:vAlign w:val="center"/>
+          </w:tcPr>
+          <w:p>
+            <w:pPr>
+              <w:shd w:val="clear" w:color="auto" w:fill="FFFFFF" w:themeFill="background1"/>
+              <w:spacing w:before="120" w:after="120" w:line="276" w:lineRule="auto"/>
+              <w:rPr>
+                <w:bCs/>
+                <w:iCs/>
+                <w:color w:val="000000" w:themeColor="text1"/>
+              </w:rPr>
+            </w:pPr>
+            <w:r>
+              <w:rPr>
+                <w:bCs/>
+                <w:iCs/>
+                <w:color w:val="000000" w:themeColor="text1"/>
+                <w:spacing w:val="-6"/>
+                <w:lang w:val="vi-VN"/>
+              </w:rPr>
+              <w:t>QTQL/ĐT&amp;HTQT/03/BM2</w:t>
+            </w:r>
+            <w:r>
+              <w:rPr>
+                <w:bCs/>
+                <w:iCs/>
+                <w:color w:val="000000" w:themeColor="text1"/>
+                <w:spacing w:val="-6"/>
+              </w:rPr>
+              <w:t>8</w:t>
+            </w:r>
+          </w:p>
+        </w:tc>
+        <w:tc>
+          <w:tcPr>
+            <w:tcW w:w="851" w:type="dxa"/>
+          </w:tcPr>
+          <w:p>
+            <w:pPr>
+              <w:shd w:val="clear" w:color="auto" w:fill="FFFFFF" w:themeFill="background1"/>
+              <w:spacing w:before="120" w:after="120" w:line="276" w:lineRule="auto"/>
+              <w:jc w:val="center"/>
+              <w:rPr>
+                <w:b/>
+                <w:color w:val="000000" w:themeColor="text1"/>
+              </w:rPr>
+            </w:pPr>
+            <w:r>
+              <w:rPr>
+                <w:b/>
+                <w:color w:val="000000" w:themeColor="text1"/>
+              </w:rPr>
+              <w:t>[[Qdtotnghiepco]]</w:t>
+            </w:r>
+          </w:p>
+        </w:tc>
+        <w:tc>
+          <w:tcPr>
+            <w:tcW w:w="992" w:type="dxa"/>
+          </w:tcPr>
+          <w:p>
+            <w:pPr>
+              <w:shd w:val="clear" w:color="auto" w:fill="FFFFFF" w:themeFill="background1"/>
+              <w:spacing w:before="120" w:after="120" w:line="276" w:lineRule="auto"/>
+              <w:jc w:val="center"/>
+              <w:rPr>
+                <w:b/>
+                <w:color w:val="000000" w:themeColor="text1"/>
+              </w:rPr>
+            </w:pPr>
+            <w:r>
+              <w:rPr>
+                <w:b/>
+                <w:color w:val="000000" w:themeColor="text1"/>
+              </w:rPr>
+              <w:t>[[Qdtotnghiepkhong]]</w:t>
+            </w:r>
+          </w:p>
+        </w:tc>
+      </w:tr>
+      <w:tr>
+        <w:tc>
+          <w:tcPr>
+            <w:tcW w:w="670" w:type="dxa"/>
+            <w:vAlign w:val="center"/>
+          </w:tcPr>
+          <w:p>
+            <w:pPr>
+              <w:numPr>
+                <w:ilvl w:val="0"/>
+                <w:numId w:val="1"/>
+              </w:numPr>
+              <w:shd w:val="clear" w:color="auto" w:fill="FFFFFF" w:themeFill="background1"/>
+              <w:spacing w:before="120" w:after="120" w:line="276" w:lineRule="auto"/>
+              <w:ind w:left="527" w:hanging="357"/>
+              <w:contextualSpacing/>
+              <w:jc w:val="center"/>
+              <w:rPr>
+                <w:color w:val="000000" w:themeColor="text1"/>
+              </w:rPr>
+            </w:pPr>
+          </w:p>
+        </w:tc>
+        <w:tc>
+          <w:tcPr>
+            <w:tcW w:w="4954" w:type="dxa"/>
+            <w:vAlign w:val="center"/>
+          </w:tcPr>
+          <w:p>
+            <w:pPr>
+              <w:shd w:val="clear" w:color="auto" w:fill="FFFFFF" w:themeFill="background1"/>
+              <w:spacing w:before="120" w:after="120" w:line="276" w:lineRule="auto"/>
+              <w:ind w:right="-45"/>
+              <w:rPr>
+                <w:color w:val="000000" w:themeColor="text1"/>
+                <w:lang w:val="vi-VN"/>
+              </w:rPr>
+            </w:pPr>
+            <w:r>
+              <w:rPr>
+                <w:color w:val="000000" w:themeColor="text1"/>
+                <w:sz w:val="26"/>
+                <w:szCs w:val="26"/>
+                <w:lang w:val="vi-VN"/>
+              </w:rPr>
+              <w:t xml:space="preserve">Quyết định về việc cấp chứng chỉ, chứng nhận </w:t>
+            </w:r>
+          </w:p>
+        </w:tc>
+        <w:tc>
+          <w:tcPr>
+            <w:tcW w:w="3176" w:type="dxa"/>
+            <w:vAlign w:val="center"/>
+          </w:tcPr>
+          <w:p>
+            <w:pPr>
+              <w:shd w:val="clear" w:color="auto" w:fill="FFFFFF" w:themeFill="background1"/>
+              <w:spacing w:before="120" w:after="120" w:line="276" w:lineRule="auto"/>
+              <w:rPr>
+                <w:bCs/>
+                <w:iCs/>
+                <w:color w:val="000000" w:themeColor="text1"/>
+              </w:rPr>
+            </w:pPr>
+            <w:r>
+              <w:rPr>
+                <w:bCs/>
+                <w:iCs/>
+                <w:color w:val="000000" w:themeColor="text1"/>
+                <w:spacing w:val="-6"/>
+                <w:lang w:val="vi-VN"/>
+              </w:rPr>
+              <w:t>QTQL/ĐT&amp;HTQT/03/BM2</w:t>
+            </w:r>
+            <w:r>
+              <w:rPr>
+                <w:bCs/>
+                <w:iCs/>
+                <w:color w:val="000000" w:themeColor="text1"/>
+                <w:spacing w:val="-6"/>
+              </w:rPr>
+              <w:t>9</w:t>
+            </w:r>
+          </w:p>
+        </w:tc>
+        <w:tc>
+          <w:tcPr>
+            <w:tcW w:w="851" w:type="dxa"/>
+          </w:tcPr>
+          <w:p>
+            <w:pPr>
+              <w:shd w:val="clear" w:color="auto" w:fill="FFFFFF" w:themeFill="background1"/>
+              <w:spacing w:before="120" w:after="120" w:line="276" w:lineRule="auto"/>
+              <w:jc w:val="center"/>
+              <w:rPr>
+                <w:b/>
+                <w:color w:val="000000" w:themeColor="text1"/>
+              </w:rPr>
+            </w:pPr>
+            <w:r>
+              <w:rPr>
+                <w:b/>
+                <w:color w:val="000000" w:themeColor="text1"/>
+              </w:rPr>
+              <w:t>[[Qdchungchico]]</w:t>
+            </w:r>
+          </w:p>
+        </w:tc>
+        <w:tc>
+          <w:tcPr>
+            <w:tcW w:w="992" w:type="dxa"/>
+          </w:tcPr>
+          <w:p>
+            <w:pPr>
+              <w:shd w:val="clear" w:color="auto" w:fill="FFFFFF" w:themeFill="background1"/>
+              <w:spacing w:before="120" w:after="120" w:line="276" w:lineRule="auto"/>
+              <w:jc w:val="center"/>
+              <w:rPr>
+                <w:b/>
+                <w:color w:val="000000" w:themeColor="text1"/>
+              </w:rPr>
+            </w:pPr>
+            <w:r>
+              <w:rPr>
+                <w:b/>
+                <w:color w:val="000000" w:themeColor="text1"/>
+              </w:rPr>
+              <w:t>[[Qdchungchikhong]]</w:t>
+            </w:r>
+          </w:p>
+        </w:tc>
+      </w:tr>
+      <w:tr>
+        <w:tc>
+          <w:tcPr>
+            <w:tcW w:w="670" w:type="dxa"/>
+            <w:vAlign w:val="center"/>
+          </w:tcPr>
+          <w:p>
+            <w:pPr>
+              <w:numPr>
+                <w:ilvl w:val="0"/>
+                <w:numId w:val="1"/>
+              </w:numPr>
+              <w:shd w:val="clear" w:color="auto" w:fill="FFFFFF" w:themeFill="background1"/>
+              <w:spacing w:before="120" w:after="120" w:line="276" w:lineRule="auto"/>
+              <w:ind w:left="527" w:hanging="357"/>
+              <w:contextualSpacing/>
+              <w:jc w:val="center"/>
+              <w:rPr>
+                <w:color w:val="000000" w:themeColor="text1"/>
+              </w:rPr>
+            </w:pPr>
+          </w:p>
+        </w:tc>
+        <w:tc>
+          <w:tcPr>
+            <w:tcW w:w="4954" w:type="dxa"/>
+            <w:vAlign w:val="center"/>
+          </w:tcPr>
+          <w:p>
+            <w:pPr>
+              <w:shd w:val="clear" w:color="auto" w:fill="FFFFFF" w:themeFill="background1"/>
+              <w:spacing w:before="120" w:after="120" w:line="276" w:lineRule="auto"/>
+              <w:ind w:right="-45"/>
+              <w:rPr>
+                <w:color w:val="000000" w:themeColor="text1"/>
+                <w:lang w:val="vi-VN"/>
+              </w:rPr>
+            </w:pPr>
+            <w:r>
+              <w:rPr>
+                <w:color w:val="000000" w:themeColor="text1"/>
+                <w:sz w:val="26"/>
+                <w:szCs w:val="26"/>
+                <w:lang w:val="vi-VN"/>
+              </w:rPr>
+              <w:t xml:space="preserve">Bảng điểm kiểm tra cuối khoá lý thuyết </w:t>
+            </w:r>
+          </w:p>
+        </w:tc>
+        <w:tc>
+          <w:tcPr>
+            <w:tcW w:w="3176" w:type="dxa"/>
+            <w:vAlign w:val="center"/>
+          </w:tcPr>
+          <w:p>
+            <w:pPr>
+              <w:shd w:val="clear" w:color="auto" w:fill="FFFFFF" w:themeFill="background1"/>
+              <w:spacing w:before="120" w:after="120" w:line="276" w:lineRule="auto"/>
+              <w:rPr>
+                <w:bCs/>
+                <w:iCs/>
+                <w:color w:val="000000" w:themeColor="text1"/>
+              </w:rPr>
+            </w:pPr>
+            <w:r>
+              <w:rPr>
+                <w:bCs/>
+                <w:iCs/>
+                <w:color w:val="000000" w:themeColor="text1"/>
+                <w:spacing w:val="-6"/>
+                <w:lang w:val="vi-VN"/>
+              </w:rPr>
+              <w:t>QTQL/ĐT&amp;HTQT/03/BM</w:t>
+            </w:r>
+            <w:r>
+              <w:rPr>
+                <w:bCs/>
+                <w:iCs/>
+                <w:color w:val="000000" w:themeColor="text1"/>
+                <w:spacing w:val="-6"/>
+              </w:rPr>
+              <w:t>33</w:t>
+            </w:r>
+          </w:p>
+        </w:tc>
+        <w:tc>
+          <w:tcPr>
+            <w:tcW w:w="851" w:type="dxa"/>
+          </w:tcPr>
+          <w:p>
+            <w:pPr>
+              <w:shd w:val="clear" w:color="auto" w:fill="FFFFFF" w:themeFill="background1"/>
+              <w:spacing w:before="120" w:after="120" w:line="276" w:lineRule="auto"/>
+              <w:jc w:val="center"/>
+              <w:rPr>
+                <w:b/>
+                <w:color w:val="000000" w:themeColor="text1"/>
+              </w:rPr>
+            </w:pPr>
+            <w:r>
+              <w:rPr>
+                <w:b/>
+                <w:color w:val="000000" w:themeColor="text1"/>
+              </w:rPr>
+              <w:t>[[Diemlythuyetco]]</w:t>
+            </w:r>
+          </w:p>
+        </w:tc>
+        <w:tc>
+          <w:tcPr>
+            <w:tcW w:w="992" w:type="dxa"/>
+          </w:tcPr>
+          <w:p>
+            <w:pPr>
+              <w:shd w:val="clear" w:color="auto" w:fill="FFFFFF" w:themeFill="background1"/>
+              <w:spacing w:before="120" w:after="120" w:line="276" w:lineRule="auto"/>
+              <w:jc w:val="center"/>
+              <w:rPr>
+                <w:b/>
+                <w:color w:val="000000" w:themeColor="text1"/>
+              </w:rPr>
+            </w:pPr>
+            <w:r>
+              <w:rPr>
+                <w:b/>
+                <w:color w:val="000000" w:themeColor="text1"/>
+              </w:rPr>
+              <w:t>[[Diemlythuyetkhong]]</w:t>
+            </w:r>
+          </w:p>
+        </w:tc>
+      </w:tr>
+      <w:tr>
+        <w:tc>
+          <w:tcPr>
+            <w:tcW w:w="670" w:type="dxa"/>
+            <w:vAlign w:val="center"/>
+          </w:tcPr>
+          <w:p>
+            <w:pPr>
+              <w:numPr>
+                <w:ilvl w:val="0"/>
+                <w:numId w:val="1"/>
+              </w:numPr>
+              <w:shd w:val="clear" w:color="auto" w:fill="FFFFFF" w:themeFill="background1"/>
+              <w:spacing w:before="120" w:after="120" w:line="276" w:lineRule="auto"/>
+              <w:ind w:left="527" w:hanging="357"/>
+              <w:contextualSpacing/>
+              <w:jc w:val="center"/>
+              <w:rPr>
+                <w:color w:val="000000" w:themeColor="text1"/>
+              </w:rPr>
+            </w:pPr>
+          </w:p>
+        </w:tc>
+        <w:tc>
+          <w:tcPr>
+            <w:tcW w:w="4954" w:type="dxa"/>
+            <w:vAlign w:val="center"/>
+          </w:tcPr>
+          <w:p>
+            <w:pPr>
+              <w:shd w:val="clear" w:color="auto" w:fill="FFFFFF" w:themeFill="background1"/>
+              <w:spacing w:before="120" w:after="120" w:line="276" w:lineRule="auto"/>
+              <w:rPr>
+                <w:color w:val="000000" w:themeColor="text1"/>
+                <w:sz w:val="26"/>
+                <w:szCs w:val="26"/>
+                <w:lang w:val="vi-VN"/>
+              </w:rPr>
+            </w:pPr>
+            <w:r>
+              <w:rPr>
+                <w:color w:val="000000" w:themeColor="text1"/>
+                <w:sz w:val="26"/>
+                <w:szCs w:val="26"/>
+                <w:lang w:val="vi-VN"/>
+              </w:rPr>
+              <w:t xml:space="preserve">Bảng tổng hợp điểm và xếp loại </w:t>
+            </w:r>
+          </w:p>
+        </w:tc>
+        <w:tc>
+          <w:tcPr>
+            <w:tcW w:w="3176" w:type="dxa"/>
+            <w:vAlign w:val="center"/>
+          </w:tcPr>
+          <w:p>
+            <w:pPr>
+              <w:shd w:val="clear" w:color="auto" w:fill="FFFFFF" w:themeFill="background1"/>
+              <w:spacing w:before="120" w:after="120" w:line="276" w:lineRule="auto"/>
+              <w:rPr>
+                <w:bCs/>
+                <w:iCs/>
+                <w:color w:val="000000" w:themeColor="text1"/>
+              </w:rPr>
+            </w:pPr>
+            <w:r>
+              <w:rPr>
+                <w:bCs/>
+                <w:iCs/>
+                <w:color w:val="000000" w:themeColor="text1"/>
+                <w:spacing w:val="-6"/>
+                <w:lang w:val="vi-VN"/>
+              </w:rPr>
+              <w:t>QTQL/ĐT&amp;HTQT/03/BM</w:t>
+            </w:r>
+            <w:r>
+              <w:rPr>
+                <w:bCs/>
+                <w:iCs/>
+                <w:color w:val="000000" w:themeColor="text1"/>
+                <w:spacing w:val="-6"/>
+              </w:rPr>
+              <w:t>35</w:t>
+            </w:r>
+          </w:p>
+        </w:tc>
+        <w:tc>
+          <w:tcPr>
+            <w:tcW w:w="851" w:type="dxa"/>
+          </w:tcPr>
+          <w:p>
+            <w:pPr>
+              <w:shd w:val="clear" w:color="auto" w:fill="FFFFFF" w:themeFill="background1"/>
+              <w:spacing w:before="120" w:after="120" w:line="276" w:lineRule="auto"/>
+              <w:jc w:val="center"/>
+              <w:rPr>
+                <w:b/>
+                <w:color w:val="000000" w:themeColor="text1"/>
+              </w:rPr>
+            </w:pPr>
+            <w:r>
+              <w:rPr>
+                <w:b/>
+                <w:color w:val="000000" w:themeColor="text1"/>
+              </w:rPr>
+              <w:t>[[Tonghopdiemco]]</w:t>
+            </w:r>
+          </w:p>
+        </w:tc>
+        <w:tc>
+          <w:tcPr>
+            <w:tcW w:w="992" w:type="dxa"/>
+          </w:tcPr>
+          <w:p>
+            <w:pPr>
+              <w:shd w:val="clear" w:color="auto" w:fill="FFFFFF" w:themeFill="background1"/>
+              <w:spacing w:before="120" w:after="120" w:line="276" w:lineRule="auto"/>
+              <w:jc w:val="center"/>
+              <w:rPr>
+                <w:b/>
+                <w:color w:val="000000" w:themeColor="text1"/>
+              </w:rPr>
+            </w:pPr>
+            <w:r>
+              <w:rPr>
+                <w:b/>
+                <w:color w:val="000000" w:themeColor="text1"/>
+              </w:rPr>
+              <w:t>[[Tonghopdiemkhong]]</w:t>
+            </w:r>
+          </w:p>
+        </w:tc>
+      </w:tr>
+    </w:tbl>
+    <w:p>
+      <w:pPr>
+        <w:shd w:val="clear" w:color="auto" w:fill="FFFFFF" w:themeFill="background1"/>
+        <w:rPr>
+          <w:b/>
+          <w:color w:val="000000" w:themeColor="text1"/>
+        </w:rPr>
+      </w:pPr>
+    </w:p>
     <w:sectPr>
       <w:pgSz w:w="11907" w:h="16840" w:code="9"/>
       <w:pgMar w:top="1134" w:right="1134" w:bottom="1134" w:left="1701" w:header="720" w:footer="720" w:gutter="0"/>
@@ -13,8 +3688,105 @@
 </w:document>
 </file>
 
+<file path=word/numbering.xml><?xml version="1.0" encoding="utf-8"?>
+<w:numbering xmlns:wpc="http://schemas.microsoft.com/office/word/2010/wordprocessingCanvas" xmlns:cx="http://schemas.microsoft.com/office/drawing/2014/chartex" xmlns:cx1="http://schemas.microsoft.com/office/drawing/2015/9/8/chartex" xmlns:cx2="http://schemas.microsoft.com/office/drawing/2015/10/21/chartex" xmlns:cx3="http://schemas.microsoft.com/office/drawing/2016/5/9/chartex" xmlns:cx4="http://schemas.microsoft.com/office/drawing/2016/5/10/chartex" xmlns:cx5="http://schemas.microsoft.com/office/drawing/2016/5/11/chartex" xmlns:cx6="http://schemas.microsoft.com/office/drawing/2016/5/12/chartex" xmlns:cx7="http://schemas.microsoft.com/office/drawing/2016/5/13/chartex" xmlns:cx8="http://schemas.microsoft.com/office/drawing/2016/5/14/chartex" xmlns:mc="http://schemas.openxmlformats.org/markup-compatibility/2006" xmlns:aink="http://schemas.microsoft.com/office/drawing/2016/ink" xmlns:am3d="http://schemas.microsoft.com/office/drawing/2017/model3d" xmlns:o="urn:schemas-microsoft-com:office:office" xmlns:oel="http://schemas.microsoft.com/office/2019/extlst" xmlns:r="http://schemas.openxmlformats.org/officeDocument/2006/relationships" xmlns:m="http://schemas.openxmlformats.org/officeDocument/2006/math" xmlns:v="urn:schemas-microsoft-com:vml" xmlns:wp14="http://schemas.microsoft.com/office/word/2010/wordprocessingDrawing" xmlns:wp="http://schemas.openxmlformats.org/drawingml/2006/wordprocessingDrawing" xmlns:w10="urn:schemas-microsoft-com:office:word" xmlns:w="http://schemas.openxmlformats.org/wordprocessingml/2006/main" xmlns:w14="http://schemas.microsoft.com/office/word/2010/wordml" xmlns:w15="http://schemas.microsoft.com/office/word/2012/wordml" xmlns:w16cex="http://schemas.microsoft.com/office/word/2018/wordml/cex" xmlns:w16cid="http://schemas.microsoft.com/office/word/2016/wordml/cid" xmlns:w16="http://schemas.microsoft.com/office/word/2018/wordml" xmlns:w16du="http://schemas.microsoft.com/office/word/2023/wordml/word16du" xmlns:w16sdtdh="http://schemas.microsoft.com/office/word/2020/wordml/sdtdatahash" xmlns:w16sdtfl="http://schemas.microsoft.com/office/word/2024/wordml/sdtformatlock" xmlns:w16se="http://schemas.microsoft.com/office/word/2015/wordml/symex" xmlns:wpg="http://schemas.microsoft.com/office/word/2010/wordprocessingGroup" xmlns:wpi="http://schemas.microsoft.com/office/word/2010/wordprocessingInk" xmlns:wne="http://schemas.microsoft.com/office/word/2006/wordml" xmlns:wps="http://schemas.microsoft.com/office/word/2010/wordprocessingShape" mc:Ignorable="w14 w15 w16se w16cid w16 w16cex w16sdtdh w16sdtfl w16du wp14">
+  <w:abstractNum w:abstractNumId="0" w15:restartNumberingAfterBreak="0">
+    <w:nsid w:val="40C213A5"/>
+    <w:multiLevelType w:val="hybridMultilevel"/>
+    <w:tmpl w:val="0298CAAC"/>
+    <w:lvl w:ilvl="0" w:tplc="61D82C00">
+      <w:start w:val="1"/>
+      <w:numFmt w:val="decimal"/>
+      <w:lvlText w:val="%1"/>
+      <w:lvlJc w:val="left"/>
+      <w:pPr>
+        <w:ind w:left="810" w:hanging="360"/>
+      </w:pPr>
+      <w:rPr>
+        <w:rFonts w:hint="default"/>
+      </w:rPr>
+    </w:lvl>
+    <w:lvl w:ilvl="1" w:tplc="04090019" w:tentative="1">
+      <w:start w:val="1"/>
+      <w:numFmt w:val="lowerLetter"/>
+      <w:lvlText w:val="%2."/>
+      <w:lvlJc w:val="left"/>
+      <w:pPr>
+        <w:ind w:left="1440" w:hanging="360"/>
+      </w:pPr>
+    </w:lvl>
+    <w:lvl w:ilvl="2" w:tplc="0409001B" w:tentative="1">
+      <w:start w:val="1"/>
+      <w:numFmt w:val="lowerRoman"/>
+      <w:lvlText w:val="%3."/>
+      <w:lvlJc w:val="right"/>
+      <w:pPr>
+        <w:ind w:left="2160" w:hanging="180"/>
+      </w:pPr>
+    </w:lvl>
+    <w:lvl w:ilvl="3" w:tplc="0409000F" w:tentative="1">
+      <w:start w:val="1"/>
+      <w:numFmt w:val="decimal"/>
+      <w:lvlText w:val="%4."/>
+      <w:lvlJc w:val="left"/>
+      <w:pPr>
+        <w:ind w:left="2880" w:hanging="360"/>
+      </w:pPr>
+    </w:lvl>
+    <w:lvl w:ilvl="4" w:tplc="04090019" w:tentative="1">
+      <w:start w:val="1"/>
+      <w:numFmt w:val="lowerLetter"/>
+      <w:lvlText w:val="%5."/>
+      <w:lvlJc w:val="left"/>
+      <w:pPr>
+        <w:ind w:left="3600" w:hanging="360"/>
+      </w:pPr>
+    </w:lvl>
+    <w:lvl w:ilvl="5" w:tplc="0409001B" w:tentative="1">
+      <w:start w:val="1"/>
+      <w:numFmt w:val="lowerRoman"/>
+      <w:lvlText w:val="%6."/>
+      <w:lvlJc w:val="right"/>
+      <w:pPr>
+        <w:ind w:left="4320" w:hanging="180"/>
+      </w:pPr>
+    </w:lvl>
+    <w:lvl w:ilvl="6" w:tplc="0409000F" w:tentative="1">
+      <w:start w:val="1"/>
+      <w:numFmt w:val="decimal"/>
+      <w:lvlText w:val="%7."/>
+      <w:lvlJc w:val="left"/>
+      <w:pPr>
+        <w:ind w:left="5040" w:hanging="360"/>
+      </w:pPr>
+    </w:lvl>
+    <w:lvl w:ilvl="7" w:tplc="04090019" w:tentative="1">
+      <w:start w:val="1"/>
+      <w:numFmt w:val="lowerLetter"/>
+      <w:lvlText w:val="%8."/>
+      <w:lvlJc w:val="left"/>
+      <w:pPr>
+        <w:ind w:left="5760" w:hanging="360"/>
+      </w:pPr>
+    </w:lvl>
+    <w:lvl w:ilvl="8" w:tplc="0409001B" w:tentative="1">
+      <w:start w:val="1"/>
+      <w:numFmt w:val="lowerRoman"/>
+      <w:lvlText w:val="%9."/>
+      <w:lvlJc w:val="right"/>
+      <w:pPr>
+        <w:ind w:left="6480" w:hanging="180"/>
+      </w:pPr>
+    </w:lvl>
+  </w:abstractNum>
+  <w:num w:numId="1" w16cid:durableId="163670545">
+    <w:abstractNumId w:val="0"/>
+  </w:num>
+</w:numbering>
+</file>
+
 <file path=word/styles.xml><?xml version="1.0" encoding="utf-8"?>
-<w:styles xmlns:mc="http://schemas.openxmlformats.org/markup-compatibility/2006" xmlns:r="http://schemas.openxmlformats.org/officeDocument/2006/relationships" xmlns:w="http://schemas.openxmlformats.org/wordprocessingml/2006/main" xmlns:w14="http://schemas.microsoft.com/office/word/2010/wordml" xmlns:w15="http://schemas.microsoft.com/office/word/2012/wordml" xmlns:w16cex="http://schemas.microsoft.com/office/word/2018/wordml/cex" xmlns:w16cid="http://schemas.microsoft.com/office/word/2016/wordml/cid" xmlns:w16="http://schemas.microsoft.com/office/word/2018/wordml" xmlns:w16sdtdh="http://schemas.microsoft.com/office/word/2020/wordml/sdtdatahash" xmlns:w16se="http://schemas.microsoft.com/office/word/2015/wordml/symex" mc:Ignorable="w14 w15 w16se w16cid w16 w16cex w16sdtdh">
+<w:styles xmlns:mc="http://schemas.openxmlformats.org/markup-compatibility/2006" xmlns:r="http://schemas.openxmlformats.org/officeDocument/2006/relationships" xmlns:w="http://schemas.openxmlformats.org/wordprocessingml/2006/main" xmlns:w14="http://schemas.microsoft.com/office/word/2010/wordml" xmlns:w15="http://schemas.microsoft.com/office/word/2012/wordml" xmlns:w16cex="http://schemas.microsoft.com/office/word/2018/wordml/cex" xmlns:w16cid="http://schemas.microsoft.com/office/word/2016/wordml/cid" xmlns:w16="http://schemas.microsoft.com/office/word/2018/wordml" xmlns:w16du="http://schemas.microsoft.com/office/word/2023/wordml/word16du" xmlns:w16sdtdh="http://schemas.microsoft.com/office/word/2020/wordml/sdtdatahash" xmlns:w16sdtfl="http://schemas.microsoft.com/office/word/2024/wordml/sdtformatlock" xmlns:w16se="http://schemas.microsoft.com/office/word/2015/wordml/symex" mc:Ignorable="w14 w15 w16se w16cid w16 w16cex w16sdtdh w16sdtfl w16du">
   <w:docDefaults>
     <w:rPrDefault>
       <w:rPr>

--- a/QTQLĐT&HTQT03/QTQLĐT&HTQT03BK05.docx
+++ b/QTQLĐT&HTQT03/QTQLĐT&HTQT03BK05.docx
@@ -88,10 +88,10 @@
       </w:tblPr>
       <w:tblGrid>
         <w:gridCol w:w="670"/>
-        <w:gridCol w:w="2210"/>
-        <w:gridCol w:w="3013"/>
-        <w:gridCol w:w="2168"/>
-        <w:gridCol w:w="2582"/>
+        <w:gridCol w:w="2803"/>
+        <w:gridCol w:w="3048"/>
+        <w:gridCol w:w="2061"/>
+        <w:gridCol w:w="2061"/>
       </w:tblGrid>
       <w:tr>
         <w:trPr>
@@ -316,7 +316,7 @@
                 <w:b/>
                 <w:color w:val="000000" w:themeColor="text1"/>
               </w:rPr>
-              <w:t>[[Kehoachco]]</w:t>
+              <w:t>[[Kehoach1]]</w:t>
             </w:r>
           </w:p>
         </w:tc>
@@ -339,7 +339,7 @@
                 <w:b/>
                 <w:color w:val="000000" w:themeColor="text1"/>
               </w:rPr>
-              <w:t>[[Kehoachkhong]]</w:t>
+              <w:t>[[Kehoach2]]</w:t>
             </w:r>
           </w:p>
         </w:tc>
@@ -443,7 +443,7 @@
                 <w:b/>
                 <w:color w:val="000000" w:themeColor="text1"/>
               </w:rPr>
-              <w:t>[[Lichco]]</w:t>
+              <w:t>[[Lich1]]</w:t>
             </w:r>
           </w:p>
         </w:tc>
@@ -466,7 +466,7 @@
                 <w:b/>
                 <w:color w:val="000000" w:themeColor="text1"/>
               </w:rPr>
-              <w:t>[[Lichkhong]]</w:t>
+              <w:t>[[Lich2]]</w:t>
             </w:r>
           </w:p>
         </w:tc>
@@ -570,7 +570,7 @@
                 <w:b/>
                 <w:color w:val="000000" w:themeColor="text1"/>
               </w:rPr>
-              <w:t>[[Qdtochucco]]</w:t>
+              <w:t>[[Qdtochuc1]]</w:t>
             </w:r>
           </w:p>
         </w:tc>
@@ -593,7 +593,7 @@
                 <w:b/>
                 <w:color w:val="000000" w:themeColor="text1"/>
               </w:rPr>
-              <w:t>[[Qdtochuckhong]]</w:t>
+              <w:t>[[Qdtochuc2]]</w:t>
             </w:r>
           </w:p>
         </w:tc>
@@ -697,7 +697,7 @@
                 <w:b/>
                 <w:color w:val="000000" w:themeColor="text1"/>
               </w:rPr>
-              <w:t>[[Cvtuyensinhco]]</w:t>
+              <w:t>[[Cvtuyensinh1]]</w:t>
             </w:r>
           </w:p>
         </w:tc>
@@ -720,7 +720,7 @@
                 <w:b/>
                 <w:color w:val="000000" w:themeColor="text1"/>
               </w:rPr>
-              <w:t>[[Cvtuyensinhkhong]]</w:t>
+              <w:t>[[Cvtuyensinh2]]</w:t>
             </w:r>
           </w:p>
         </w:tc>
@@ -824,7 +824,7 @@
                 <w:b/>
                 <w:color w:val="000000" w:themeColor="text1"/>
               </w:rPr>
-              <w:t>[[Dkhocco]]</w:t>
+              <w:t>[[Dkhoc1]]</w:t>
             </w:r>
           </w:p>
         </w:tc>
@@ -847,7 +847,7 @@
                 <w:b/>
                 <w:color w:val="000000" w:themeColor="text1"/>
               </w:rPr>
-              <w:t>[[Dkhockhong]]</w:t>
+              <w:t>[[Dkhoc2]]</w:t>
             </w:r>
           </w:p>
         </w:tc>
@@ -961,7 +961,7 @@
                 <w:b/>
                 <w:color w:val="000000" w:themeColor="text1"/>
               </w:rPr>
-              <w:t>[[Dkkemcapco]]</w:t>
+              <w:t>[[Dkkemcap1]]</w:t>
             </w:r>
           </w:p>
         </w:tc>
@@ -984,7 +984,7 @@
                 <w:b/>
                 <w:color w:val="000000" w:themeColor="text1"/>
               </w:rPr>
-              <w:t>[[Dkkemcapkhong]]</w:t>
+              <w:t>[[Dkkemcap2]]</w:t>
             </w:r>
           </w:p>
         </w:tc>
@@ -1087,7 +1087,7 @@
                 <w:b/>
                 <w:color w:val="000000" w:themeColor="text1"/>
               </w:rPr>
-              <w:t>[[Dshocvienco]]</w:t>
+              <w:t>[[Dshocvien1]]</w:t>
             </w:r>
           </w:p>
         </w:tc>
@@ -1110,7 +1110,7 @@
                 <w:b/>
                 <w:color w:val="000000" w:themeColor="text1"/>
               </w:rPr>
-              <w:t>[[Dshocvienkhong]]</w:t>
+              <w:t>[[Dshocvien2]]</w:t>
             </w:r>
           </w:p>
         </w:tc>
@@ -1214,7 +1214,7 @@
                 <w:b/>
                 <w:color w:val="000000" w:themeColor="text1"/>
               </w:rPr>
-              <w:t>[[Cvgiangdayco]]</w:t>
+              <w:t>[[Cvgiangday1]]</w:t>
             </w:r>
           </w:p>
         </w:tc>
@@ -1237,7 +1237,7 @@
                 <w:b/>
                 <w:color w:val="000000" w:themeColor="text1"/>
               </w:rPr>
-              <w:t>[[Cvgiangdaykhong]]</w:t>
+              <w:t>[[Cvgiangday2]]</w:t>
             </w:r>
           </w:p>
         </w:tc>
@@ -1342,7 +1342,7 @@
                 <w:b/>
                 <w:color w:val="000000" w:themeColor="text1"/>
               </w:rPr>
-              <w:t>[[Dsluuco]]</w:t>
+              <w:t>[[Dsluu1]]</w:t>
             </w:r>
           </w:p>
         </w:tc>
@@ -1365,7 +1365,7 @@
                 <w:b/>
                 <w:color w:val="000000" w:themeColor="text1"/>
               </w:rPr>
-              <w:t>[[Dsluukhong]]</w:t>
+              <w:t>[[Dsluu2]]</w:t>
             </w:r>
           </w:p>
         </w:tc>
@@ -1468,7 +1468,7 @@
                 <w:b/>
                 <w:color w:val="000000" w:themeColor="text1"/>
               </w:rPr>
-              <w:t>[[Dutoanco]]</w:t>
+              <w:t>[[Dutoan1]]</w:t>
             </w:r>
           </w:p>
         </w:tc>
@@ -1491,7 +1491,7 @@
                 <w:b/>
                 <w:color w:val="000000" w:themeColor="text1"/>
               </w:rPr>
-              <w:t>[[Dutoankhong]]</w:t>
+              <w:t>[[Dutoan2]]</w:t>
             </w:r>
           </w:p>
         </w:tc>
@@ -1604,7 +1604,7 @@
                 <w:b/>
                 <w:color w:val="000000" w:themeColor="text1"/>
               </w:rPr>
-              <w:t>[[Nopphico]]</w:t>
+              <w:t>[[Nopphi1]]</w:t>
             </w:r>
           </w:p>
         </w:tc>
@@ -1627,7 +1627,7 @@
                 <w:b/>
                 <w:color w:val="000000" w:themeColor="text1"/>
               </w:rPr>
-              <w:t>[[Nopphikhong]]</w:t>
+              <w:t>[[Nopphi2]]</w:t>
             </w:r>
           </w:p>
         </w:tc>
@@ -1740,7 +1740,7 @@
                 <w:b/>
                 <w:color w:val="000000" w:themeColor="text1"/>
               </w:rPr>
-              <w:t>[[Giamphico]]</w:t>
+              <w:t>[[Giamphi1]]</w:t>
             </w:r>
           </w:p>
         </w:tc>
@@ -1763,7 +1763,7 @@
                 <w:b/>
                 <w:color w:val="000000" w:themeColor="text1"/>
               </w:rPr>
-              <w:t>[[Giamphikhong]]</w:t>
+              <w:t>[[Giamphi2]]</w:t>
             </w:r>
           </w:p>
         </w:tc>
@@ -1876,7 +1876,7 @@
                 <w:b/>
                 <w:color w:val="000000" w:themeColor="text1"/>
               </w:rPr>
-              <w:t>[[Hoanphico]]</w:t>
+              <w:t>[[Hoanphi1]]</w:t>
             </w:r>
           </w:p>
         </w:tc>
@@ -1899,7 +1899,7 @@
                 <w:b/>
                 <w:color w:val="000000" w:themeColor="text1"/>
               </w:rPr>
-              <w:t>[[Hoanphikhong]]</w:t>
+              <w:t>[[Hoanphi2]]</w:t>
             </w:r>
           </w:p>
         </w:tc>
@@ -2012,7 +2012,7 @@
                 <w:b/>
                 <w:color w:val="000000" w:themeColor="text1"/>
               </w:rPr>
-              <w:t>[[Qtkinhphico]]</w:t>
+              <w:t>[[Qtkinhphi1]]</w:t>
             </w:r>
           </w:p>
         </w:tc>
@@ -2035,7 +2035,7 @@
                 <w:b/>
                 <w:color w:val="000000" w:themeColor="text1"/>
               </w:rPr>
-              <w:t>[[Qtkinhphikhong]]</w:t>
+              <w:t>[[Qtkinhphi2]]</w:t>
             </w:r>
           </w:p>
         </w:tc>
@@ -2148,7 +2148,7 @@
                 <w:b/>
                 <w:color w:val="000000" w:themeColor="text1"/>
               </w:rPr>
-              <w:t>[[Diemdanhco]]</w:t>
+              <w:t>[[Diemdanh1]]</w:t>
             </w:r>
           </w:p>
         </w:tc>
@@ -2171,7 +2171,7 @@
                 <w:b/>
                 <w:color w:val="000000" w:themeColor="text1"/>
               </w:rPr>
-              <w:t>[[Diemdanhkhong]]</w:t>
+              <w:t>[[Diemdanh2]]</w:t>
             </w:r>
           </w:p>
         </w:tc>
@@ -2284,7 +2284,7 @@
                 <w:b/>
                 <w:color w:val="000000" w:themeColor="text1"/>
               </w:rPr>
-              <w:t>[[Sohoctapco]]</w:t>
+              <w:t>[[Sohoctap1]]</w:t>
             </w:r>
           </w:p>
         </w:tc>
@@ -2307,7 +2307,7 @@
                 <w:b/>
                 <w:color w:val="000000" w:themeColor="text1"/>
               </w:rPr>
-              <w:t>[[Sohoctapkhong]]</w:t>
+              <w:t>[[Sohoctap2]]</w:t>
             </w:r>
           </w:p>
         </w:tc>
@@ -2420,7 +2420,7 @@
                 <w:b/>
                 <w:color w:val="000000" w:themeColor="text1"/>
               </w:rPr>
-              <w:t>[[Gioithieuco]]</w:t>
+              <w:t>[[Gioithieu1]]</w:t>
             </w:r>
           </w:p>
         </w:tc>
@@ -2443,7 +2443,7 @@
                 <w:b/>
                 <w:color w:val="000000" w:themeColor="text1"/>
               </w:rPr>
-              <w:t>[[Gioithieukhong]]</w:t>
+              <w:t>[[Gioithieu2]]</w:t>
             </w:r>
           </w:p>
         </w:tc>
@@ -2552,7 +2552,7 @@
                 <w:b/>
                 <w:color w:val="000000" w:themeColor="text1"/>
               </w:rPr>
-              <w:t>[[Baocaoco]]</w:t>
+              <w:t>[[Baocao1]]</w:t>
             </w:r>
           </w:p>
         </w:tc>
@@ -2575,7 +2575,7 @@
                 <w:b/>
                 <w:color w:val="000000" w:themeColor="text1"/>
               </w:rPr>
-              <w:t>[[Baocaokhong]]</w:t>
+              <w:t>[[Baocao2]]</w:t>
             </w:r>
           </w:p>
         </w:tc>
@@ -2684,7 +2684,7 @@
                 <w:b/>
                 <w:color w:val="000000" w:themeColor="text1"/>
               </w:rPr>
-              <w:t>[[Baoluuco]]</w:t>
+              <w:t>[[Baoluu1]]</w:t>
             </w:r>
           </w:p>
         </w:tc>
@@ -2707,7 +2707,7 @@
                 <w:b/>
                 <w:color w:val="000000" w:themeColor="text1"/>
               </w:rPr>
-              <w:t>[[Baoluukhong]]</w:t>
+              <w:t>[[Baoluu2]]</w:t>
             </w:r>
           </w:p>
         </w:tc>
@@ -2816,7 +2816,7 @@
                 <w:b/>
                 <w:color w:val="000000" w:themeColor="text1"/>
               </w:rPr>
-              <w:t>[[Thoihocco]]</w:t>
+              <w:t>[[Thoihoc1]]</w:t>
             </w:r>
           </w:p>
         </w:tc>
@@ -2839,7 +2839,7 @@
                 <w:b/>
                 <w:color w:val="000000" w:themeColor="text1"/>
               </w:rPr>
-              <w:t>[[Thoihockhong]]</w:t>
+              <w:t>[[Thoihoc2]]</w:t>
             </w:r>
           </w:p>
         </w:tc>
@@ -2948,7 +2948,7 @@
                 <w:b/>
                 <w:color w:val="000000" w:themeColor="text1"/>
               </w:rPr>
-              <w:t>[[Nxkhoaco]]</w:t>
+              <w:t>[[Nxkhoa1]]</w:t>
             </w:r>
           </w:p>
         </w:tc>
@@ -2971,7 +2971,7 @@
                 <w:b/>
                 <w:color w:val="000000" w:themeColor="text1"/>
               </w:rPr>
-              <w:t>[[Nxkhoakhong]]</w:t>
+              <w:t>[[Nxkhoa2]]</w:t>
             </w:r>
           </w:p>
         </w:tc>
@@ -3111,7 +3111,7 @@
                 <w:b/>
                 <w:color w:val="000000" w:themeColor="text1"/>
               </w:rPr>
-              <w:t>[[Nxkhoadtco]]</w:t>
+              <w:t>[[Nxkhoadt1]]</w:t>
             </w:r>
           </w:p>
         </w:tc>
@@ -3134,7 +3134,7 @@
                 <w:b/>
                 <w:color w:val="000000" w:themeColor="text1"/>
               </w:rPr>
-              <w:t>[[Nxkhoadtkhong]]</w:t>
+              <w:t>[[Nxkhoadt2]]</w:t>
             </w:r>
           </w:p>
         </w:tc>
@@ -3243,7 +3243,7 @@
                 <w:b/>
                 <w:color w:val="000000" w:themeColor="text1"/>
               </w:rPr>
-              <w:t>[[Qdtotnghiepco]]</w:t>
+              <w:t>[[Qdtotnghiep1]]</w:t>
             </w:r>
           </w:p>
         </w:tc>
@@ -3266,7 +3266,7 @@
                 <w:b/>
                 <w:color w:val="000000" w:themeColor="text1"/>
               </w:rPr>
-              <w:t>[[Qdtotnghiepkhong]]</w:t>
+              <w:t>[[Qdtotnghiep2]]</w:t>
             </w:r>
           </w:p>
         </w:tc>
@@ -3375,7 +3375,7 @@
                 <w:b/>
                 <w:color w:val="000000" w:themeColor="text1"/>
               </w:rPr>
-              <w:t>[[Qdchungchico]]</w:t>
+              <w:t>[[Qdchungchi1]]</w:t>
             </w:r>
           </w:p>
         </w:tc>
@@ -3398,7 +3398,7 @@
                 <w:b/>
                 <w:color w:val="000000" w:themeColor="text1"/>
               </w:rPr>
-              <w:t>[[Qdchungchikhong]]</w:t>
+              <w:t>[[Qdchungchi2]]</w:t>
             </w:r>
           </w:p>
         </w:tc>
@@ -3507,7 +3507,7 @@
                 <w:b/>
                 <w:color w:val="000000" w:themeColor="text1"/>
               </w:rPr>
-              <w:t>[[Diemlythuyetco]]</w:t>
+              <w:t>[[Diemlythuyet1]]</w:t>
             </w:r>
           </w:p>
         </w:tc>
@@ -3530,7 +3530,7 @@
                 <w:b/>
                 <w:color w:val="000000" w:themeColor="text1"/>
               </w:rPr>
-              <w:t>[[Diemlythuyetkhong]]</w:t>
+              <w:t>[[Diemlythuyet2]]</w:t>
             </w:r>
           </w:p>
         </w:tc>
@@ -3640,7 +3640,7 @@
                 <w:b/>
                 <w:color w:val="000000" w:themeColor="text1"/>
               </w:rPr>
-              <w:t>[[Tonghopdiemco]]</w:t>
+              <w:t>[[Tonghopdiem1]]</w:t>
             </w:r>
           </w:p>
         </w:tc>
@@ -3663,7 +3663,7 @@
                 <w:b/>
                 <w:color w:val="000000" w:themeColor="text1"/>
               </w:rPr>
-              <w:t>[[Tonghopdiemkhong]]</w:t>
+              <w:t>[[Tonghopdiem2]]</w:t>
             </w:r>
           </w:p>
         </w:tc>
